--- a/T2 CHE ROMERO JOHNNY.docx
+++ b/T2 CHE ROMERO JOHNNY.docx
@@ -2,7 +2,212 @@
 <file path=word/document.xml><?xml version="1.0" encoding="utf-8"?>
 <w:document xmlns:wpc="http://schemas.microsoft.com/office/word/2010/wordprocessingCanvas" xmlns:cx="http://schemas.microsoft.com/office/drawing/2014/chartex" xmlns:cx1="http://schemas.microsoft.com/office/drawing/2015/9/8/chartex" xmlns:cx2="http://schemas.microsoft.com/office/drawing/2015/10/21/chartex" xmlns:cx3="http://schemas.microsoft.com/office/drawing/2016/5/9/chartex" xmlns:cx4="http://schemas.microsoft.com/office/drawing/2016/5/10/chartex" xmlns:cx5="http://schemas.microsoft.com/office/drawing/2016/5/11/chartex" xmlns:cx6="http://schemas.microsoft.com/office/drawing/2016/5/12/chartex" xmlns:cx7="http://schemas.microsoft.com/office/drawing/2016/5/13/chartex" xmlns:cx8="http://schemas.microsoft.com/office/drawing/2016/5/14/chartex" xmlns:mc="http://schemas.openxmlformats.org/markup-compatibility/2006" xmlns:aink="http://schemas.microsoft.com/office/drawing/2016/ink" xmlns:am3d="http://schemas.microsoft.com/office/drawing/2017/model3d" xmlns:o="urn:schemas-microsoft-com:office:office" xmlns:oel="http://schemas.microsoft.com/office/2019/extlst" xmlns:r="http://schemas.openxmlformats.org/officeDocument/2006/relationships" xmlns:m="http://schemas.openxmlformats.org/officeDocument/2006/math" xmlns:v="urn:schemas-microsoft-com:vml" xmlns:wp14="http://schemas.microsoft.com/office/word/2010/wordprocessingDrawing" xmlns:wp="http://schemas.openxmlformats.org/drawingml/2006/wordprocessingDrawing" xmlns:w10="urn:schemas-microsoft-com:office:word" xmlns:w="http://schemas.openxmlformats.org/wordprocessingml/2006/main" xmlns:w14="http://schemas.microsoft.com/office/word/2010/wordml" xmlns:w15="http://schemas.microsoft.com/office/word/2012/wordml" xmlns:w16cex="http://schemas.microsoft.com/office/word/2018/wordml/cex" xmlns:w16cid="http://schemas.microsoft.com/office/word/2016/wordml/cid" xmlns:w16="http://schemas.microsoft.com/office/word/2018/wordml" xmlns:w16sdtdh="http://schemas.microsoft.com/office/word/2020/wordml/sdtdatahash" xmlns:w16se="http://schemas.microsoft.com/office/word/2015/wordml/symex" xmlns:wpg="http://schemas.microsoft.com/office/word/2010/wordprocessingGroup" xmlns:wpi="http://schemas.microsoft.com/office/word/2010/wordprocessingInk" xmlns:wne="http://schemas.microsoft.com/office/word/2006/wordml" xmlns:wps="http://schemas.microsoft.com/office/word/2010/wordprocessingShape" mc:Ignorable="w14 w15 w16se w16cid w16 w16cex w16sdtdh wp14">
   <w:body>
-    <w:p/>
+    <w:p>
+      <w:pPr>
+        <w:rPr>
+          <w:lang w:val="es-MX"/>
+        </w:rPr>
+      </w:pPr>
+      <w:r>
+        <w:rPr>
+          <w:lang w:val="es-MX"/>
+        </w:rPr>
+        <w:drawing>
+          <wp:inline distT="0" distB="0" distL="0" distR="0" wp14:anchorId="40C18644" wp14:editId="30FDA8A4">
+            <wp:extent cx="5400040" cy="2805430"/>
+            <wp:effectExtent l="0" t="0" r="0" b="0"/>
+            <wp:docPr id="2" name="Imagen 2"/>
+            <wp:cNvGraphicFramePr>
+              <a:graphicFrameLocks xmlns:a="http://schemas.openxmlformats.org/drawingml/2006/main" noChangeAspect="1"/>
+            </wp:cNvGraphicFramePr>
+            <a:graphic xmlns:a="http://schemas.openxmlformats.org/drawingml/2006/main">
+              <a:graphicData uri="http://schemas.openxmlformats.org/drawingml/2006/picture">
+                <pic:pic xmlns:pic="http://schemas.openxmlformats.org/drawingml/2006/picture">
+                  <pic:nvPicPr>
+                    <pic:cNvPr id="1" name=""/>
+                    <pic:cNvPicPr/>
+                  </pic:nvPicPr>
+                  <pic:blipFill>
+                    <a:blip r:embed="rId4"/>
+                    <a:stretch>
+                      <a:fillRect/>
+                    </a:stretch>
+                  </pic:blipFill>
+                  <pic:spPr>
+                    <a:xfrm>
+                      <a:off x="0" y="0"/>
+                      <a:ext cx="5400040" cy="2805430"/>
+                    </a:xfrm>
+                    <a:prstGeom prst="rect">
+                      <a:avLst/>
+                    </a:prstGeom>
+                  </pic:spPr>
+                </pic:pic>
+              </a:graphicData>
+            </a:graphic>
+          </wp:inline>
+        </w:drawing>
+      </w:r>
+    </w:p>
+    <w:p>
+      <w:pPr>
+        <w:rPr>
+          <w:lang w:val="es-MX"/>
+        </w:rPr>
+      </w:pPr>
+      <w:r>
+        <w:rPr>
+          <w:lang w:val="es-MX"/>
+        </w:rPr>
+        <w:drawing>
+          <wp:inline distT="0" distB="0" distL="0" distR="0" wp14:anchorId="5F663C66" wp14:editId="013E7837">
+            <wp:extent cx="5400040" cy="2511425"/>
+            <wp:effectExtent l="0" t="0" r="0" b="3175"/>
+            <wp:docPr id="1" name="Imagen 1"/>
+            <wp:cNvGraphicFramePr>
+              <a:graphicFrameLocks xmlns:a="http://schemas.openxmlformats.org/drawingml/2006/main" noChangeAspect="1"/>
+            </wp:cNvGraphicFramePr>
+            <a:graphic xmlns:a="http://schemas.openxmlformats.org/drawingml/2006/main">
+              <a:graphicData uri="http://schemas.openxmlformats.org/drawingml/2006/picture">
+                <pic:pic xmlns:pic="http://schemas.openxmlformats.org/drawingml/2006/picture">
+                  <pic:nvPicPr>
+                    <pic:cNvPr id="1" name=""/>
+                    <pic:cNvPicPr/>
+                  </pic:nvPicPr>
+                  <pic:blipFill>
+                    <a:blip r:embed="rId5"/>
+                    <a:stretch>
+                      <a:fillRect/>
+                    </a:stretch>
+                  </pic:blipFill>
+                  <pic:spPr>
+                    <a:xfrm>
+                      <a:off x="0" y="0"/>
+                      <a:ext cx="5400040" cy="2511425"/>
+                    </a:xfrm>
+                    <a:prstGeom prst="rect">
+                      <a:avLst/>
+                    </a:prstGeom>
+                  </pic:spPr>
+                </pic:pic>
+              </a:graphicData>
+            </a:graphic>
+          </wp:inline>
+        </w:drawing>
+      </w:r>
+    </w:p>
+    <w:p>
+      <w:pPr>
+        <w:rPr>
+          <w:lang w:val="es-MX"/>
+        </w:rPr>
+      </w:pPr>
+    </w:p>
+    <w:p>
+      <w:pPr>
+        <w:rPr>
+          <w:lang w:val="es-MX"/>
+        </w:rPr>
+      </w:pPr>
+    </w:p>
+    <w:p>
+      <w:pPr>
+        <w:rPr>
+          <w:lang w:val="es-MX"/>
+        </w:rPr>
+      </w:pPr>
+    </w:p>
+    <w:p>
+      <w:pPr>
+        <w:rPr>
+          <w:lang w:val="es-MX"/>
+        </w:rPr>
+      </w:pPr>
+    </w:p>
+    <w:p>
+      <w:pPr>
+        <w:rPr>
+          <w:lang w:val="es-MX"/>
+        </w:rPr>
+      </w:pPr>
+    </w:p>
+    <w:p>
+      <w:pPr>
+        <w:rPr>
+          <w:lang w:val="es-MX"/>
+        </w:rPr>
+      </w:pPr>
+    </w:p>
+    <w:p>
+      <w:pPr>
+        <w:rPr>
+          <w:lang w:val="es-MX"/>
+        </w:rPr>
+      </w:pPr>
+    </w:p>
+    <w:p>
+      <w:pPr>
+        <w:rPr>
+          <w:lang w:val="es-MX"/>
+        </w:rPr>
+      </w:pPr>
+    </w:p>
+    <w:p>
+      <w:pPr>
+        <w:rPr>
+          <w:lang w:val="es-MX"/>
+        </w:rPr>
+      </w:pPr>
+    </w:p>
+    <w:p>
+      <w:pPr>
+        <w:rPr>
+          <w:lang w:val="es-MX"/>
+        </w:rPr>
+      </w:pPr>
+    </w:p>
+    <w:p>
+      <w:pPr>
+        <w:rPr>
+          <w:lang w:val="es-MX"/>
+        </w:rPr>
+      </w:pPr>
+    </w:p>
+    <w:p>
+      <w:pPr>
+        <w:rPr>
+          <w:lang w:val="es-MX"/>
+        </w:rPr>
+      </w:pPr>
+    </w:p>
+    <w:p>
+      <w:pPr>
+        <w:rPr>
+          <w:lang w:val="es-MX"/>
+        </w:rPr>
+      </w:pPr>
+    </w:p>
+    <w:p>
+      <w:pPr>
+        <w:rPr>
+          <w:lang w:val="es-MX"/>
+        </w:rPr>
+      </w:pPr>
+    </w:p>
+    <w:p>
+      <w:pPr>
+        <w:rPr>
+          <w:lang w:val="es-MX"/>
+        </w:rPr>
+      </w:pPr>
+    </w:p>
+    <w:p>
+      <w:pPr>
+        <w:rPr>
+          <w:lang w:val="es-MX"/>
+        </w:rPr>
+      </w:pPr>
+    </w:p>
     <w:sectPr>
       <w:pgSz w:w="11906" w:h="16838"/>
       <w:pgMar w:top="1417" w:right="1701" w:bottom="1417" w:left="1701" w:header="708" w:footer="708" w:gutter="0"/>

--- a/T2 CHE ROMERO JOHNNY.docx
+++ b/T2 CHE ROMERO JOHNNY.docx
@@ -2,6 +2,310 @@
 <file path=word/document.xml><?xml version="1.0" encoding="utf-8"?>
 <w:document xmlns:wpc="http://schemas.microsoft.com/office/word/2010/wordprocessingCanvas" xmlns:cx="http://schemas.microsoft.com/office/drawing/2014/chartex" xmlns:cx1="http://schemas.microsoft.com/office/drawing/2015/9/8/chartex" xmlns:cx2="http://schemas.microsoft.com/office/drawing/2015/10/21/chartex" xmlns:cx3="http://schemas.microsoft.com/office/drawing/2016/5/9/chartex" xmlns:cx4="http://schemas.microsoft.com/office/drawing/2016/5/10/chartex" xmlns:cx5="http://schemas.microsoft.com/office/drawing/2016/5/11/chartex" xmlns:cx6="http://schemas.microsoft.com/office/drawing/2016/5/12/chartex" xmlns:cx7="http://schemas.microsoft.com/office/drawing/2016/5/13/chartex" xmlns:cx8="http://schemas.microsoft.com/office/drawing/2016/5/14/chartex" xmlns:mc="http://schemas.openxmlformats.org/markup-compatibility/2006" xmlns:aink="http://schemas.microsoft.com/office/drawing/2016/ink" xmlns:am3d="http://schemas.microsoft.com/office/drawing/2017/model3d" xmlns:o="urn:schemas-microsoft-com:office:office" xmlns:oel="http://schemas.microsoft.com/office/2019/extlst" xmlns:r="http://schemas.openxmlformats.org/officeDocument/2006/relationships" xmlns:m="http://schemas.openxmlformats.org/officeDocument/2006/math" xmlns:v="urn:schemas-microsoft-com:vml" xmlns:wp14="http://schemas.microsoft.com/office/word/2010/wordprocessingDrawing" xmlns:wp="http://schemas.openxmlformats.org/drawingml/2006/wordprocessingDrawing" xmlns:w10="urn:schemas-microsoft-com:office:word" xmlns:w="http://schemas.openxmlformats.org/wordprocessingml/2006/main" xmlns:w14="http://schemas.microsoft.com/office/word/2010/wordml" xmlns:w15="http://schemas.microsoft.com/office/word/2012/wordml" xmlns:w16cex="http://schemas.microsoft.com/office/word/2018/wordml/cex" xmlns:w16cid="http://schemas.microsoft.com/office/word/2016/wordml/cid" xmlns:w16="http://schemas.microsoft.com/office/word/2018/wordml" xmlns:w16sdtdh="http://schemas.microsoft.com/office/word/2020/wordml/sdtdatahash" xmlns:w16se="http://schemas.microsoft.com/office/word/2015/wordml/symex" xmlns:wpg="http://schemas.microsoft.com/office/word/2010/wordprocessingGroup" xmlns:wpi="http://schemas.microsoft.com/office/word/2010/wordprocessingInk" xmlns:wne="http://schemas.microsoft.com/office/word/2006/wordml" xmlns:wps="http://schemas.microsoft.com/office/word/2010/wordprocessingShape" mc:Ignorable="w14 w15 w16se w16cid w16 w16cex w16sdtdh wp14">
   <w:body>
+    <w:p>
+      <w:pPr>
+        <w:spacing w:after="0"/>
+        <w:rPr>
+          <w:b/>
+          <w:bCs/>
+        </w:rPr>
+      </w:pPr>
+    </w:p>
+    <w:p>
+      <w:pPr>
+        <w:spacing w:after="0"/>
+        <w:rPr>
+          <w:b/>
+          <w:bCs/>
+        </w:rPr>
+      </w:pPr>
+    </w:p>
+    <w:p>
+      <w:pPr>
+        <w:spacing w:after="0"/>
+        <w:rPr>
+          <w:b/>
+          <w:bCs/>
+        </w:rPr>
+      </w:pPr>
+    </w:p>
+    <w:p>
+      <w:pPr>
+        <w:spacing w:after="0"/>
+        <w:rPr>
+          <w:b/>
+          <w:bCs/>
+        </w:rPr>
+      </w:pPr>
+    </w:p>
+    <w:p>
+      <w:pPr>
+        <w:spacing w:after="0"/>
+        <w:rPr>
+          <w:b/>
+          <w:bCs/>
+        </w:rPr>
+      </w:pPr>
+    </w:p>
+    <w:p>
+      <w:pPr>
+        <w:spacing w:after="0"/>
+        <w:rPr>
+          <w:b/>
+          <w:bCs/>
+        </w:rPr>
+      </w:pPr>
+    </w:p>
+    <w:p>
+      <w:pPr>
+        <w:spacing w:after="0"/>
+        <w:rPr>
+          <w:b/>
+          <w:bCs/>
+        </w:rPr>
+      </w:pPr>
+    </w:p>
+    <w:p>
+      <w:pPr>
+        <w:rPr>
+          <w:b/>
+          <w:bCs/>
+        </w:rPr>
+      </w:pPr>
+      <w:r>
+        <w:rPr>
+          <w:b/>
+          <w:bCs/>
+        </w:rPr>
+        <w:br w:type="page"/>
+      </w:r>
+    </w:p>
+    <w:p>
+      <w:pPr>
+        <w:spacing w:after="0"/>
+      </w:pPr>
+      <w:r>
+        <w:rPr>
+          <w:b/>
+          <w:bCs/>
+        </w:rPr>
+        <w:lastRenderedPageBreak/>
+        <w:t xml:space="preserve">1. Evidencia de comandos Git </w:t>
+      </w:r>
+    </w:p>
+    <w:p>
+      <w:pPr>
+        <w:numPr>
+          <w:ilvl w:val="0"/>
+          <w:numId w:val="1"/>
+        </w:numPr>
+        <w:spacing w:after="0"/>
+      </w:pPr>
+      <w:r>
+        <w:t>Capturas de pantalla donde se visualicen los comandos utilizados:</w:t>
+      </w:r>
+    </w:p>
+    <w:p>
+      <w:pPr>
+        <w:numPr>
+          <w:ilvl w:val="0"/>
+          <w:numId w:val="1"/>
+        </w:numPr>
+        <w:spacing w:after="0"/>
+      </w:pPr>
+      <w:r>
+        <w:t>creación del repositorio</w:t>
+      </w:r>
+    </w:p>
+    <w:p>
+      <w:pPr>
+        <w:numPr>
+          <w:ilvl w:val="0"/>
+          <w:numId w:val="1"/>
+        </w:numPr>
+        <w:spacing w:after="0"/>
+      </w:pPr>
+      <w:r>
+        <w:t>creación de ramas</w:t>
+      </w:r>
+    </w:p>
+    <w:p>
+      <w:pPr>
+        <w:numPr>
+          <w:ilvl w:val="0"/>
+          <w:numId w:val="1"/>
+        </w:numPr>
+        <w:spacing w:after="0"/>
+      </w:pPr>
+      <w:proofErr w:type="spellStart"/>
+      <w:r>
+        <w:t>commits</w:t>
+      </w:r>
+      <w:proofErr w:type="spellEnd"/>
+    </w:p>
+    <w:p>
+      <w:pPr>
+        <w:numPr>
+          <w:ilvl w:val="0"/>
+          <w:numId w:val="1"/>
+        </w:numPr>
+        <w:spacing w:after="0"/>
+      </w:pPr>
+      <w:proofErr w:type="spellStart"/>
+      <w:r>
+        <w:t>push</w:t>
+      </w:r>
+      <w:proofErr w:type="spellEnd"/>
+      <w:r>
+        <w:t xml:space="preserve"> a GitHub</w:t>
+      </w:r>
+    </w:p>
+    <w:p>
+      <w:pPr>
+        <w:spacing w:after="0"/>
+      </w:pPr>
+      <w:r>
+        <w:rPr>
+          <w:b/>
+          <w:bCs/>
+        </w:rPr>
+        <w:t xml:space="preserve">2. Enlace del repositorio en GitHub </w:t>
+      </w:r>
+    </w:p>
+    <w:p>
+      <w:pPr>
+        <w:numPr>
+          <w:ilvl w:val="0"/>
+          <w:numId w:val="2"/>
+        </w:numPr>
+        <w:spacing w:after="0"/>
+      </w:pPr>
+      <w:r>
+        <w:t>Archivo de texto o documento que contenga:</w:t>
+      </w:r>
+    </w:p>
+    <w:p>
+      <w:pPr>
+        <w:numPr>
+          <w:ilvl w:val="0"/>
+          <w:numId w:val="2"/>
+        </w:numPr>
+        <w:spacing w:after="0"/>
+      </w:pPr>
+      <w:r>
+        <w:t>URL del repositorio remoto</w:t>
+      </w:r>
+    </w:p>
+    <w:p>
+      <w:pPr>
+        <w:spacing w:after="0"/>
+      </w:pPr>
+      <w:r>
+        <w:t>Ejemplo:</w:t>
+      </w:r>
+    </w:p>
+    <w:p>
+      <w:pPr>
+        <w:spacing w:after="0"/>
+      </w:pPr>
+      <w:r>
+        <w:t>https://github.com/usuario/UPN-Apellido</w:t>
+      </w:r>
+    </w:p>
+    <w:p>
+      <w:pPr>
+        <w:spacing w:after="0"/>
+      </w:pPr>
+      <w:r>
+        <w:t> </w:t>
+      </w:r>
+    </w:p>
+    <w:p>
+      <w:pPr>
+        <w:spacing w:after="0"/>
+      </w:pPr>
+      <w:r>
+        <w:rPr>
+          <w:b/>
+          <w:bCs/>
+        </w:rPr>
+        <w:t xml:space="preserve">3. Evidencia del repositorio en GitHub </w:t>
+      </w:r>
+    </w:p>
+    <w:p>
+      <w:pPr>
+        <w:numPr>
+          <w:ilvl w:val="0"/>
+          <w:numId w:val="3"/>
+        </w:numPr>
+        <w:spacing w:after="0"/>
+      </w:pPr>
+      <w:r>
+        <w:t>Captura de pantalla del repositorio en GitHub mostrando:</w:t>
+      </w:r>
+    </w:p>
+    <w:p>
+      <w:pPr>
+        <w:numPr>
+          <w:ilvl w:val="0"/>
+          <w:numId w:val="3"/>
+        </w:numPr>
+        <w:spacing w:after="0"/>
+      </w:pPr>
+      <w:r>
+        <w:t>ramas creadas</w:t>
+      </w:r>
+    </w:p>
+    <w:p>
+      <w:pPr>
+        <w:numPr>
+          <w:ilvl w:val="0"/>
+          <w:numId w:val="3"/>
+        </w:numPr>
+        <w:spacing w:after="0"/>
+      </w:pPr>
+      <w:proofErr w:type="spellStart"/>
+      <w:r>
+        <w:t>commits</w:t>
+      </w:r>
+      <w:proofErr w:type="spellEnd"/>
+      <w:r>
+        <w:t xml:space="preserve"> visibles o historial</w:t>
+      </w:r>
+    </w:p>
+    <w:p>
+      <w:pPr>
+        <w:numPr>
+          <w:ilvl w:val="0"/>
+          <w:numId w:val="3"/>
+        </w:numPr>
+        <w:spacing w:after="0"/>
+      </w:pPr>
+      <w:r>
+        <w:t>nombre correcto del repositorio </w:t>
+      </w:r>
+    </w:p>
+    <w:p>
+      <w:pPr>
+        <w:rPr>
+          <w:lang w:val="es-MX"/>
+        </w:rPr>
+      </w:pPr>
+    </w:p>
+    <w:p>
+      <w:pPr>
+        <w:rPr>
+          <w:lang w:val="es-MX"/>
+        </w:rPr>
+      </w:pPr>
+    </w:p>
+    <w:p>
+      <w:pPr>
+        <w:rPr>
+          <w:lang w:val="es-MX"/>
+        </w:rPr>
+      </w:pPr>
+    </w:p>
     <w:p>
       <w:pPr>
         <w:rPr>
@@ -17,53 +321,6 @@
             <wp:extent cx="5400040" cy="2805430"/>
             <wp:effectExtent l="0" t="0" r="0" b="0"/>
             <wp:docPr id="2" name="Imagen 2"/>
-            <wp:cNvGraphicFramePr>
-              <a:graphicFrameLocks xmlns:a="http://schemas.openxmlformats.org/drawingml/2006/main" noChangeAspect="1"/>
-            </wp:cNvGraphicFramePr>
-            <a:graphic xmlns:a="http://schemas.openxmlformats.org/drawingml/2006/main">
-              <a:graphicData uri="http://schemas.openxmlformats.org/drawingml/2006/picture">
-                <pic:pic xmlns:pic="http://schemas.openxmlformats.org/drawingml/2006/picture">
-                  <pic:nvPicPr>
-                    <pic:cNvPr id="1" name=""/>
-                    <pic:cNvPicPr/>
-                  </pic:nvPicPr>
-                  <pic:blipFill>
-                    <a:blip r:embed="rId4"/>
-                    <a:stretch>
-                      <a:fillRect/>
-                    </a:stretch>
-                  </pic:blipFill>
-                  <pic:spPr>
-                    <a:xfrm>
-                      <a:off x="0" y="0"/>
-                      <a:ext cx="5400040" cy="2805430"/>
-                    </a:xfrm>
-                    <a:prstGeom prst="rect">
-                      <a:avLst/>
-                    </a:prstGeom>
-                  </pic:spPr>
-                </pic:pic>
-              </a:graphicData>
-            </a:graphic>
-          </wp:inline>
-        </w:drawing>
-      </w:r>
-    </w:p>
-    <w:p>
-      <w:pPr>
-        <w:rPr>
-          <w:lang w:val="es-MX"/>
-        </w:rPr>
-      </w:pPr>
-      <w:r>
-        <w:rPr>
-          <w:lang w:val="es-MX"/>
-        </w:rPr>
-        <w:drawing>
-          <wp:inline distT="0" distB="0" distL="0" distR="0" wp14:anchorId="5F663C66" wp14:editId="013E7837">
-            <wp:extent cx="5400040" cy="2511425"/>
-            <wp:effectExtent l="0" t="0" r="0" b="3175"/>
-            <wp:docPr id="1" name="Imagen 1"/>
             <wp:cNvGraphicFramePr>
               <a:graphicFrameLocks xmlns:a="http://schemas.openxmlformats.org/drawingml/2006/main" noChangeAspect="1"/>
             </wp:cNvGraphicFramePr>
@@ -83,6 +340,54 @@
                   <pic:spPr>
                     <a:xfrm>
                       <a:off x="0" y="0"/>
+                      <a:ext cx="5400040" cy="2805430"/>
+                    </a:xfrm>
+                    <a:prstGeom prst="rect">
+                      <a:avLst/>
+                    </a:prstGeom>
+                  </pic:spPr>
+                </pic:pic>
+              </a:graphicData>
+            </a:graphic>
+          </wp:inline>
+        </w:drawing>
+      </w:r>
+    </w:p>
+    <w:p>
+      <w:pPr>
+        <w:rPr>
+          <w:lang w:val="es-MX"/>
+        </w:rPr>
+      </w:pPr>
+      <w:r>
+        <w:rPr>
+          <w:lang w:val="es-MX"/>
+        </w:rPr>
+        <w:lastRenderedPageBreak/>
+        <w:drawing>
+          <wp:inline distT="0" distB="0" distL="0" distR="0" wp14:anchorId="5F663C66" wp14:editId="013E7837">
+            <wp:extent cx="5400040" cy="2511425"/>
+            <wp:effectExtent l="0" t="0" r="0" b="3175"/>
+            <wp:docPr id="1" name="Imagen 1"/>
+            <wp:cNvGraphicFramePr>
+              <a:graphicFrameLocks xmlns:a="http://schemas.openxmlformats.org/drawingml/2006/main" noChangeAspect="1"/>
+            </wp:cNvGraphicFramePr>
+            <a:graphic xmlns:a="http://schemas.openxmlformats.org/drawingml/2006/main">
+              <a:graphicData uri="http://schemas.openxmlformats.org/drawingml/2006/picture">
+                <pic:pic xmlns:pic="http://schemas.openxmlformats.org/drawingml/2006/picture">
+                  <pic:nvPicPr>
+                    <pic:cNvPr id="1" name=""/>
+                    <pic:cNvPicPr/>
+                  </pic:nvPicPr>
+                  <pic:blipFill>
+                    <a:blip r:embed="rId6"/>
+                    <a:stretch>
+                      <a:fillRect/>
+                    </a:stretch>
+                  </pic:blipFill>
+                  <pic:spPr>
+                    <a:xfrm>
+                      <a:off x="0" y="0"/>
                       <a:ext cx="5400040" cy="2511425"/>
                     </a:xfrm>
                     <a:prstGeom prst="rect">
@@ -102,111 +407,356 @@
           <w:lang w:val="es-MX"/>
         </w:rPr>
       </w:pPr>
-    </w:p>
-    <w:p>
-      <w:pPr>
-        <w:rPr>
-          <w:lang w:val="es-MX"/>
-        </w:rPr>
-      </w:pPr>
-    </w:p>
-    <w:p>
-      <w:pPr>
-        <w:rPr>
-          <w:lang w:val="es-MX"/>
-        </w:rPr>
-      </w:pPr>
-    </w:p>
-    <w:p>
-      <w:pPr>
-        <w:rPr>
-          <w:lang w:val="es-MX"/>
-        </w:rPr>
-      </w:pPr>
-    </w:p>
-    <w:p>
-      <w:pPr>
-        <w:rPr>
-          <w:lang w:val="es-MX"/>
-        </w:rPr>
-      </w:pPr>
-    </w:p>
-    <w:p>
-      <w:pPr>
-        <w:rPr>
-          <w:lang w:val="es-MX"/>
-        </w:rPr>
-      </w:pPr>
-    </w:p>
-    <w:p>
-      <w:pPr>
-        <w:rPr>
-          <w:lang w:val="es-MX"/>
-        </w:rPr>
-      </w:pPr>
-    </w:p>
-    <w:p>
-      <w:pPr>
-        <w:rPr>
-          <w:lang w:val="es-MX"/>
-        </w:rPr>
-      </w:pPr>
-    </w:p>
-    <w:p>
-      <w:pPr>
-        <w:rPr>
-          <w:lang w:val="es-MX"/>
-        </w:rPr>
-      </w:pPr>
-    </w:p>
-    <w:p>
-      <w:pPr>
-        <w:rPr>
-          <w:lang w:val="es-MX"/>
-        </w:rPr>
-      </w:pPr>
-    </w:p>
-    <w:p>
-      <w:pPr>
-        <w:rPr>
-          <w:lang w:val="es-MX"/>
-        </w:rPr>
-      </w:pPr>
-    </w:p>
-    <w:p>
-      <w:pPr>
-        <w:rPr>
-          <w:lang w:val="es-MX"/>
-        </w:rPr>
-      </w:pPr>
-    </w:p>
-    <w:p>
-      <w:pPr>
-        <w:rPr>
-          <w:lang w:val="es-MX"/>
-        </w:rPr>
-      </w:pPr>
-    </w:p>
-    <w:p>
-      <w:pPr>
-        <w:rPr>
-          <w:lang w:val="es-MX"/>
-        </w:rPr>
-      </w:pPr>
-    </w:p>
-    <w:p>
-      <w:pPr>
-        <w:rPr>
-          <w:lang w:val="es-MX"/>
-        </w:rPr>
-      </w:pPr>
-    </w:p>
-    <w:p>
-      <w:pPr>
-        <w:rPr>
-          <w:lang w:val="es-MX"/>
-        </w:rPr>
-      </w:pPr>
+      <w:r>
+        <w:rPr>
+          <w:lang w:val="es-MX"/>
+        </w:rPr>
+        <w:drawing>
+          <wp:inline distT="0" distB="0" distL="0" distR="0" wp14:anchorId="5FC78012" wp14:editId="3B59E938">
+            <wp:extent cx="5400040" cy="1837055"/>
+            <wp:effectExtent l="0" t="0" r="0" b="0"/>
+            <wp:docPr id="4" name="Imagen 4"/>
+            <wp:cNvGraphicFramePr>
+              <a:graphicFrameLocks xmlns:a="http://schemas.openxmlformats.org/drawingml/2006/main" noChangeAspect="1"/>
+            </wp:cNvGraphicFramePr>
+            <a:graphic xmlns:a="http://schemas.openxmlformats.org/drawingml/2006/main">
+              <a:graphicData uri="http://schemas.openxmlformats.org/drawingml/2006/picture">
+                <pic:pic xmlns:pic="http://schemas.openxmlformats.org/drawingml/2006/picture">
+                  <pic:nvPicPr>
+                    <pic:cNvPr id="1" name=""/>
+                    <pic:cNvPicPr/>
+                  </pic:nvPicPr>
+                  <pic:blipFill>
+                    <a:blip r:embed="rId7"/>
+                    <a:stretch>
+                      <a:fillRect/>
+                    </a:stretch>
+                  </pic:blipFill>
+                  <pic:spPr>
+                    <a:xfrm>
+                      <a:off x="0" y="0"/>
+                      <a:ext cx="5400040" cy="1837055"/>
+                    </a:xfrm>
+                    <a:prstGeom prst="rect">
+                      <a:avLst/>
+                    </a:prstGeom>
+                  </pic:spPr>
+                </pic:pic>
+              </a:graphicData>
+            </a:graphic>
+          </wp:inline>
+        </w:drawing>
+      </w:r>
+    </w:p>
+    <w:p>
+      <w:pPr>
+        <w:rPr>
+          <w:lang w:val="es-MX"/>
+        </w:rPr>
+      </w:pPr>
+    </w:p>
+    <w:p>
+      <w:pPr>
+        <w:rPr>
+          <w:lang w:val="es-MX"/>
+        </w:rPr>
+      </w:pPr>
+      <w:r>
+        <w:rPr>
+          <w:lang w:val="es-MX"/>
+        </w:rPr>
+        <w:drawing>
+          <wp:inline distT="0" distB="0" distL="0" distR="0" wp14:anchorId="1CFEC724" wp14:editId="359D28D7">
+            <wp:extent cx="5400040" cy="3114040"/>
+            <wp:effectExtent l="0" t="0" r="0" b="0"/>
+            <wp:docPr id="5" name="Imagen 5"/>
+            <wp:cNvGraphicFramePr>
+              <a:graphicFrameLocks xmlns:a="http://schemas.openxmlformats.org/drawingml/2006/main" noChangeAspect="1"/>
+            </wp:cNvGraphicFramePr>
+            <a:graphic xmlns:a="http://schemas.openxmlformats.org/drawingml/2006/main">
+              <a:graphicData uri="http://schemas.openxmlformats.org/drawingml/2006/picture">
+                <pic:pic xmlns:pic="http://schemas.openxmlformats.org/drawingml/2006/picture">
+                  <pic:nvPicPr>
+                    <pic:cNvPr id="1" name=""/>
+                    <pic:cNvPicPr/>
+                  </pic:nvPicPr>
+                  <pic:blipFill>
+                    <a:blip r:embed="rId8"/>
+                    <a:stretch>
+                      <a:fillRect/>
+                    </a:stretch>
+                  </pic:blipFill>
+                  <pic:spPr>
+                    <a:xfrm>
+                      <a:off x="0" y="0"/>
+                      <a:ext cx="5400040" cy="3114040"/>
+                    </a:xfrm>
+                    <a:prstGeom prst="rect">
+                      <a:avLst/>
+                    </a:prstGeom>
+                  </pic:spPr>
+                </pic:pic>
+              </a:graphicData>
+            </a:graphic>
+          </wp:inline>
+        </w:drawing>
+      </w:r>
+    </w:p>
+    <w:p>
+      <w:pPr>
+        <w:rPr>
+          <w:lang w:val="es-MX"/>
+        </w:rPr>
+      </w:pPr>
+    </w:p>
+    <w:p>
+      <w:pPr>
+        <w:rPr>
+          <w:lang w:val="es-MX"/>
+        </w:rPr>
+      </w:pPr>
+    </w:p>
+    <w:p>
+      <w:pPr>
+        <w:rPr>
+          <w:lang w:val="es-MX"/>
+        </w:rPr>
+      </w:pPr>
+    </w:p>
+    <w:p>
+      <w:pPr>
+        <w:rPr>
+          <w:lang w:val="es-MX"/>
+        </w:rPr>
+      </w:pPr>
+    </w:p>
+    <w:p>
+      <w:pPr>
+        <w:rPr>
+          <w:lang w:val="es-MX"/>
+        </w:rPr>
+      </w:pPr>
+    </w:p>
+    <w:p>
+      <w:pPr>
+        <w:rPr>
+          <w:lang w:val="es-MX"/>
+        </w:rPr>
+      </w:pPr>
+    </w:p>
+    <w:p>
+      <w:pPr>
+        <w:rPr>
+          <w:lang w:val="es-MX"/>
+        </w:rPr>
+      </w:pPr>
+    </w:p>
+    <w:p>
+      <w:pPr>
+        <w:rPr>
+          <w:lang w:val="es-MX"/>
+        </w:rPr>
+      </w:pPr>
+      <w:r>
+        <w:rPr>
+          <w:lang w:val="es-MX"/>
+        </w:rPr>
+        <w:drawing>
+          <wp:inline distT="0" distB="0" distL="0" distR="0" wp14:anchorId="14B7DE09" wp14:editId="03D3227A">
+            <wp:extent cx="5400040" cy="2863850"/>
+            <wp:effectExtent l="0" t="0" r="0" b="0"/>
+            <wp:docPr id="6" name="Imagen 6"/>
+            <wp:cNvGraphicFramePr>
+              <a:graphicFrameLocks xmlns:a="http://schemas.openxmlformats.org/drawingml/2006/main" noChangeAspect="1"/>
+            </wp:cNvGraphicFramePr>
+            <a:graphic xmlns:a="http://schemas.openxmlformats.org/drawingml/2006/main">
+              <a:graphicData uri="http://schemas.openxmlformats.org/drawingml/2006/picture">
+                <pic:pic xmlns:pic="http://schemas.openxmlformats.org/drawingml/2006/picture">
+                  <pic:nvPicPr>
+                    <pic:cNvPr id="1" name=""/>
+                    <pic:cNvPicPr/>
+                  </pic:nvPicPr>
+                  <pic:blipFill>
+                    <a:blip r:embed="rId9"/>
+                    <a:stretch>
+                      <a:fillRect/>
+                    </a:stretch>
+                  </pic:blipFill>
+                  <pic:spPr>
+                    <a:xfrm>
+                      <a:off x="0" y="0"/>
+                      <a:ext cx="5400040" cy="2863850"/>
+                    </a:xfrm>
+                    <a:prstGeom prst="rect">
+                      <a:avLst/>
+                    </a:prstGeom>
+                  </pic:spPr>
+                </pic:pic>
+              </a:graphicData>
+            </a:graphic>
+          </wp:inline>
+        </w:drawing>
+      </w:r>
+    </w:p>
+    <w:p>
+      <w:pPr>
+        <w:rPr>
+          <w:lang w:val="es-MX"/>
+        </w:rPr>
+      </w:pPr>
+    </w:p>
+    <w:p>
+      <w:pPr>
+        <w:rPr>
+          <w:lang w:val="es-MX"/>
+        </w:rPr>
+      </w:pPr>
+      <w:r>
+        <w:rPr>
+          <w:lang w:val="es-MX"/>
+        </w:rPr>
+        <w:drawing>
+          <wp:inline distT="0" distB="0" distL="0" distR="0" wp14:anchorId="4EB7A251" wp14:editId="3DB40F02">
+            <wp:extent cx="5400040" cy="3604260"/>
+            <wp:effectExtent l="0" t="0" r="0" b="0"/>
+            <wp:docPr id="7" name="Imagen 7"/>
+            <wp:cNvGraphicFramePr>
+              <a:graphicFrameLocks xmlns:a="http://schemas.openxmlformats.org/drawingml/2006/main" noChangeAspect="1"/>
+            </wp:cNvGraphicFramePr>
+            <a:graphic xmlns:a="http://schemas.openxmlformats.org/drawingml/2006/main">
+              <a:graphicData uri="http://schemas.openxmlformats.org/drawingml/2006/picture">
+                <pic:pic xmlns:pic="http://schemas.openxmlformats.org/drawingml/2006/picture">
+                  <pic:nvPicPr>
+                    <pic:cNvPr id="1" name=""/>
+                    <pic:cNvPicPr/>
+                  </pic:nvPicPr>
+                  <pic:blipFill>
+                    <a:blip r:embed="rId10"/>
+                    <a:stretch>
+                      <a:fillRect/>
+                    </a:stretch>
+                  </pic:blipFill>
+                  <pic:spPr>
+                    <a:xfrm>
+                      <a:off x="0" y="0"/>
+                      <a:ext cx="5400040" cy="3604260"/>
+                    </a:xfrm>
+                    <a:prstGeom prst="rect">
+                      <a:avLst/>
+                    </a:prstGeom>
+                  </pic:spPr>
+                </pic:pic>
+              </a:graphicData>
+            </a:graphic>
+          </wp:inline>
+        </w:drawing>
+      </w:r>
+    </w:p>
+    <w:p>
+      <w:pPr>
+        <w:rPr>
+          <w:lang w:val="es-MX"/>
+        </w:rPr>
+      </w:pPr>
+    </w:p>
+    <w:p>
+      <w:pPr>
+        <w:rPr>
+          <w:lang w:val="es-MX"/>
+        </w:rPr>
+      </w:pPr>
+      <w:hyperlink r:id="rId11" w:history="1">
+        <w:r>
+          <w:rPr>
+            <w:rStyle w:val="Hipervnculo"/>
+          </w:rPr>
+          <w:t xml:space="preserve">GitHub - </w:t>
+        </w:r>
+        <w:proofErr w:type="spellStart"/>
+        <w:r>
+          <w:rPr>
+            <w:rStyle w:val="Hipervnculo"/>
+          </w:rPr>
+          <w:t>JohnnyCheR</w:t>
+        </w:r>
+        <w:proofErr w:type="spellEnd"/>
+        <w:r>
+          <w:rPr>
+            <w:rStyle w:val="Hipervnculo"/>
+          </w:rPr>
+          <w:t>/T2_CHE_ROMERO_JOHNNY · GitHub</w:t>
+        </w:r>
+      </w:hyperlink>
+    </w:p>
+    <w:p>
+      <w:pPr>
+        <w:rPr>
+          <w:lang w:val="es-MX"/>
+        </w:rPr>
+      </w:pPr>
+      <w:hyperlink r:id="rId12" w:history="1">
+        <w:r>
+          <w:rPr>
+            <w:rStyle w:val="Hipervnculo"/>
+            <w:lang w:val="es-MX"/>
+          </w:rPr>
+          <w:t>https://github.com/JohnnyCheR/T2_CHE_ROMERO_JOHNNY</w:t>
+        </w:r>
+      </w:hyperlink>
+    </w:p>
+    <w:p>
+      <w:pPr>
+        <w:rPr>
+          <w:lang w:val="es-MX"/>
+        </w:rPr>
+      </w:pPr>
+    </w:p>
+    <w:p>
+      <w:pPr>
+        <w:rPr>
+          <w:lang w:val="es-MX"/>
+        </w:rPr>
+      </w:pPr>
+      <w:r>
+        <w:rPr>
+          <w:lang w:val="es-MX"/>
+        </w:rPr>
+        <w:drawing>
+          <wp:inline distT="0" distB="0" distL="0" distR="0" wp14:anchorId="35D7A5CE" wp14:editId="2D0093F2">
+            <wp:extent cx="5029902" cy="628738"/>
+            <wp:effectExtent l="0" t="0" r="0" b="0"/>
+            <wp:docPr id="8" name="Imagen 8"/>
+            <wp:cNvGraphicFramePr>
+              <a:graphicFrameLocks xmlns:a="http://schemas.openxmlformats.org/drawingml/2006/main" noChangeAspect="1"/>
+            </wp:cNvGraphicFramePr>
+            <a:graphic xmlns:a="http://schemas.openxmlformats.org/drawingml/2006/main">
+              <a:graphicData uri="http://schemas.openxmlformats.org/drawingml/2006/picture">
+                <pic:pic xmlns:pic="http://schemas.openxmlformats.org/drawingml/2006/picture">
+                  <pic:nvPicPr>
+                    <pic:cNvPr id="1" name=""/>
+                    <pic:cNvPicPr/>
+                  </pic:nvPicPr>
+                  <pic:blipFill>
+                    <a:blip r:embed="rId13"/>
+                    <a:stretch>
+                      <a:fillRect/>
+                    </a:stretch>
+                  </pic:blipFill>
+                  <pic:spPr>
+                    <a:xfrm>
+                      <a:off x="0" y="0"/>
+                      <a:ext cx="5029902" cy="628738"/>
+                    </a:xfrm>
+                    <a:prstGeom prst="rect">
+                      <a:avLst/>
+                    </a:prstGeom>
+                  </pic:spPr>
+                </pic:pic>
+              </a:graphicData>
+            </a:graphic>
+          </wp:inline>
+        </w:drawing>
+      </w:r>
     </w:p>
     <w:sectPr>
       <w:pgSz w:w="11906" w:h="16838"/>
@@ -216,6 +766,467 @@
     </w:sectPr>
   </w:body>
 </w:document>
+</file>
+
+<file path=word/numbering.xml><?xml version="1.0" encoding="utf-8"?>
+<w:numbering xmlns:wpc="http://schemas.microsoft.com/office/word/2010/wordprocessingCanvas" xmlns:cx="http://schemas.microsoft.com/office/drawing/2014/chartex" xmlns:cx1="http://schemas.microsoft.com/office/drawing/2015/9/8/chartex" xmlns:cx2="http://schemas.microsoft.com/office/drawing/2015/10/21/chartex" xmlns:cx3="http://schemas.microsoft.com/office/drawing/2016/5/9/chartex" xmlns:cx4="http://schemas.microsoft.com/office/drawing/2016/5/10/chartex" xmlns:cx5="http://schemas.microsoft.com/office/drawing/2016/5/11/chartex" xmlns:cx6="http://schemas.microsoft.com/office/drawing/2016/5/12/chartex" xmlns:cx7="http://schemas.microsoft.com/office/drawing/2016/5/13/chartex" xmlns:cx8="http://schemas.microsoft.com/office/drawing/2016/5/14/chartex" xmlns:mc="http://schemas.openxmlformats.org/markup-compatibility/2006" xmlns:aink="http://schemas.microsoft.com/office/drawing/2016/ink" xmlns:am3d="http://schemas.microsoft.com/office/drawing/2017/model3d" xmlns:o="urn:schemas-microsoft-com:office:office" xmlns:oel="http://schemas.microsoft.com/office/2019/extlst" xmlns:r="http://schemas.openxmlformats.org/officeDocument/2006/relationships" xmlns:m="http://schemas.openxmlformats.org/officeDocument/2006/math" xmlns:v="urn:schemas-microsoft-com:vml" xmlns:wp14="http://schemas.microsoft.com/office/word/2010/wordprocessingDrawing" xmlns:wp="http://schemas.openxmlformats.org/drawingml/2006/wordprocessingDrawing" xmlns:w10="urn:schemas-microsoft-com:office:word" xmlns:w="http://schemas.openxmlformats.org/wordprocessingml/2006/main" xmlns:w14="http://schemas.microsoft.com/office/word/2010/wordml" xmlns:w15="http://schemas.microsoft.com/office/word/2012/wordml" xmlns:w16cex="http://schemas.microsoft.com/office/word/2018/wordml/cex" xmlns:w16cid="http://schemas.microsoft.com/office/word/2016/wordml/cid" xmlns:w16="http://schemas.microsoft.com/office/word/2018/wordml" xmlns:w16sdtdh="http://schemas.microsoft.com/office/word/2020/wordml/sdtdatahash" xmlns:w16se="http://schemas.microsoft.com/office/word/2015/wordml/symex" xmlns:wpg="http://schemas.microsoft.com/office/word/2010/wordprocessingGroup" xmlns:wpi="http://schemas.microsoft.com/office/word/2010/wordprocessingInk" xmlns:wne="http://schemas.microsoft.com/office/word/2006/wordml" xmlns:wps="http://schemas.microsoft.com/office/word/2010/wordprocessingShape" mc:Ignorable="w14 w15 w16se w16cid w16 w16cex w16sdtdh wp14">
+  <w:abstractNum w:abstractNumId="0" w15:restartNumberingAfterBreak="0">
+    <w:nsid w:val="2EF82EC0"/>
+    <w:multiLevelType w:val="multilevel"/>
+    <w:tmpl w:val="7098FF84"/>
+    <w:lvl w:ilvl="0">
+      <w:start w:val="1"/>
+      <w:numFmt w:val="bullet"/>
+      <w:lvlText w:val=""/>
+      <w:lvlJc w:val="left"/>
+      <w:pPr>
+        <w:tabs>
+          <w:tab w:val="num" w:pos="720"/>
+        </w:tabs>
+        <w:ind w:left="720" w:hanging="360"/>
+      </w:pPr>
+      <w:rPr>
+        <w:rFonts w:ascii="Symbol" w:hAnsi="Symbol" w:hint="default"/>
+        <w:sz w:val="20"/>
+      </w:rPr>
+    </w:lvl>
+    <w:lvl w:ilvl="1" w:tentative="1">
+      <w:start w:val="1"/>
+      <w:numFmt w:val="bullet"/>
+      <w:lvlText w:val="o"/>
+      <w:lvlJc w:val="left"/>
+      <w:pPr>
+        <w:tabs>
+          <w:tab w:val="num" w:pos="1440"/>
+        </w:tabs>
+        <w:ind w:left="1440" w:hanging="360"/>
+      </w:pPr>
+      <w:rPr>
+        <w:rFonts w:ascii="Courier New" w:hAnsi="Courier New" w:hint="default"/>
+        <w:sz w:val="20"/>
+      </w:rPr>
+    </w:lvl>
+    <w:lvl w:ilvl="2" w:tentative="1">
+      <w:start w:val="1"/>
+      <w:numFmt w:val="bullet"/>
+      <w:lvlText w:val=""/>
+      <w:lvlJc w:val="left"/>
+      <w:pPr>
+        <w:tabs>
+          <w:tab w:val="num" w:pos="2160"/>
+        </w:tabs>
+        <w:ind w:left="2160" w:hanging="360"/>
+      </w:pPr>
+      <w:rPr>
+        <w:rFonts w:ascii="Wingdings" w:hAnsi="Wingdings" w:hint="default"/>
+        <w:sz w:val="20"/>
+      </w:rPr>
+    </w:lvl>
+    <w:lvl w:ilvl="3" w:tentative="1">
+      <w:start w:val="1"/>
+      <w:numFmt w:val="bullet"/>
+      <w:lvlText w:val=""/>
+      <w:lvlJc w:val="left"/>
+      <w:pPr>
+        <w:tabs>
+          <w:tab w:val="num" w:pos="2880"/>
+        </w:tabs>
+        <w:ind w:left="2880" w:hanging="360"/>
+      </w:pPr>
+      <w:rPr>
+        <w:rFonts w:ascii="Wingdings" w:hAnsi="Wingdings" w:hint="default"/>
+        <w:sz w:val="20"/>
+      </w:rPr>
+    </w:lvl>
+    <w:lvl w:ilvl="4" w:tentative="1">
+      <w:start w:val="1"/>
+      <w:numFmt w:val="bullet"/>
+      <w:lvlText w:val=""/>
+      <w:lvlJc w:val="left"/>
+      <w:pPr>
+        <w:tabs>
+          <w:tab w:val="num" w:pos="3600"/>
+        </w:tabs>
+        <w:ind w:left="3600" w:hanging="360"/>
+      </w:pPr>
+      <w:rPr>
+        <w:rFonts w:ascii="Wingdings" w:hAnsi="Wingdings" w:hint="default"/>
+        <w:sz w:val="20"/>
+      </w:rPr>
+    </w:lvl>
+    <w:lvl w:ilvl="5" w:tentative="1">
+      <w:start w:val="1"/>
+      <w:numFmt w:val="bullet"/>
+      <w:lvlText w:val=""/>
+      <w:lvlJc w:val="left"/>
+      <w:pPr>
+        <w:tabs>
+          <w:tab w:val="num" w:pos="4320"/>
+        </w:tabs>
+        <w:ind w:left="4320" w:hanging="360"/>
+      </w:pPr>
+      <w:rPr>
+        <w:rFonts w:ascii="Wingdings" w:hAnsi="Wingdings" w:hint="default"/>
+        <w:sz w:val="20"/>
+      </w:rPr>
+    </w:lvl>
+    <w:lvl w:ilvl="6" w:tentative="1">
+      <w:start w:val="1"/>
+      <w:numFmt w:val="bullet"/>
+      <w:lvlText w:val=""/>
+      <w:lvlJc w:val="left"/>
+      <w:pPr>
+        <w:tabs>
+          <w:tab w:val="num" w:pos="5040"/>
+        </w:tabs>
+        <w:ind w:left="5040" w:hanging="360"/>
+      </w:pPr>
+      <w:rPr>
+        <w:rFonts w:ascii="Wingdings" w:hAnsi="Wingdings" w:hint="default"/>
+        <w:sz w:val="20"/>
+      </w:rPr>
+    </w:lvl>
+    <w:lvl w:ilvl="7" w:tentative="1">
+      <w:start w:val="1"/>
+      <w:numFmt w:val="bullet"/>
+      <w:lvlText w:val=""/>
+      <w:lvlJc w:val="left"/>
+      <w:pPr>
+        <w:tabs>
+          <w:tab w:val="num" w:pos="5760"/>
+        </w:tabs>
+        <w:ind w:left="5760" w:hanging="360"/>
+      </w:pPr>
+      <w:rPr>
+        <w:rFonts w:ascii="Wingdings" w:hAnsi="Wingdings" w:hint="default"/>
+        <w:sz w:val="20"/>
+      </w:rPr>
+    </w:lvl>
+    <w:lvl w:ilvl="8" w:tentative="1">
+      <w:start w:val="1"/>
+      <w:numFmt w:val="bullet"/>
+      <w:lvlText w:val=""/>
+      <w:lvlJc w:val="left"/>
+      <w:pPr>
+        <w:tabs>
+          <w:tab w:val="num" w:pos="6480"/>
+        </w:tabs>
+        <w:ind w:left="6480" w:hanging="360"/>
+      </w:pPr>
+      <w:rPr>
+        <w:rFonts w:ascii="Wingdings" w:hAnsi="Wingdings" w:hint="default"/>
+        <w:sz w:val="20"/>
+      </w:rPr>
+    </w:lvl>
+  </w:abstractNum>
+  <w:abstractNum w:abstractNumId="1" w15:restartNumberingAfterBreak="0">
+    <w:nsid w:val="391E7822"/>
+    <w:multiLevelType w:val="multilevel"/>
+    <w:tmpl w:val="221AC6E8"/>
+    <w:lvl w:ilvl="0">
+      <w:start w:val="1"/>
+      <w:numFmt w:val="bullet"/>
+      <w:lvlText w:val=""/>
+      <w:lvlJc w:val="left"/>
+      <w:pPr>
+        <w:tabs>
+          <w:tab w:val="num" w:pos="720"/>
+        </w:tabs>
+        <w:ind w:left="720" w:hanging="360"/>
+      </w:pPr>
+      <w:rPr>
+        <w:rFonts w:ascii="Symbol" w:hAnsi="Symbol" w:hint="default"/>
+        <w:sz w:val="20"/>
+      </w:rPr>
+    </w:lvl>
+    <w:lvl w:ilvl="1" w:tentative="1">
+      <w:start w:val="1"/>
+      <w:numFmt w:val="bullet"/>
+      <w:lvlText w:val="o"/>
+      <w:lvlJc w:val="left"/>
+      <w:pPr>
+        <w:tabs>
+          <w:tab w:val="num" w:pos="1440"/>
+        </w:tabs>
+        <w:ind w:left="1440" w:hanging="360"/>
+      </w:pPr>
+      <w:rPr>
+        <w:rFonts w:ascii="Courier New" w:hAnsi="Courier New" w:hint="default"/>
+        <w:sz w:val="20"/>
+      </w:rPr>
+    </w:lvl>
+    <w:lvl w:ilvl="2" w:tentative="1">
+      <w:start w:val="1"/>
+      <w:numFmt w:val="bullet"/>
+      <w:lvlText w:val=""/>
+      <w:lvlJc w:val="left"/>
+      <w:pPr>
+        <w:tabs>
+          <w:tab w:val="num" w:pos="2160"/>
+        </w:tabs>
+        <w:ind w:left="2160" w:hanging="360"/>
+      </w:pPr>
+      <w:rPr>
+        <w:rFonts w:ascii="Wingdings" w:hAnsi="Wingdings" w:hint="default"/>
+        <w:sz w:val="20"/>
+      </w:rPr>
+    </w:lvl>
+    <w:lvl w:ilvl="3" w:tentative="1">
+      <w:start w:val="1"/>
+      <w:numFmt w:val="bullet"/>
+      <w:lvlText w:val=""/>
+      <w:lvlJc w:val="left"/>
+      <w:pPr>
+        <w:tabs>
+          <w:tab w:val="num" w:pos="2880"/>
+        </w:tabs>
+        <w:ind w:left="2880" w:hanging="360"/>
+      </w:pPr>
+      <w:rPr>
+        <w:rFonts w:ascii="Wingdings" w:hAnsi="Wingdings" w:hint="default"/>
+        <w:sz w:val="20"/>
+      </w:rPr>
+    </w:lvl>
+    <w:lvl w:ilvl="4" w:tentative="1">
+      <w:start w:val="1"/>
+      <w:numFmt w:val="bullet"/>
+      <w:lvlText w:val=""/>
+      <w:lvlJc w:val="left"/>
+      <w:pPr>
+        <w:tabs>
+          <w:tab w:val="num" w:pos="3600"/>
+        </w:tabs>
+        <w:ind w:left="3600" w:hanging="360"/>
+      </w:pPr>
+      <w:rPr>
+        <w:rFonts w:ascii="Wingdings" w:hAnsi="Wingdings" w:hint="default"/>
+        <w:sz w:val="20"/>
+      </w:rPr>
+    </w:lvl>
+    <w:lvl w:ilvl="5" w:tentative="1">
+      <w:start w:val="1"/>
+      <w:numFmt w:val="bullet"/>
+      <w:lvlText w:val=""/>
+      <w:lvlJc w:val="left"/>
+      <w:pPr>
+        <w:tabs>
+          <w:tab w:val="num" w:pos="4320"/>
+        </w:tabs>
+        <w:ind w:left="4320" w:hanging="360"/>
+      </w:pPr>
+      <w:rPr>
+        <w:rFonts w:ascii="Wingdings" w:hAnsi="Wingdings" w:hint="default"/>
+        <w:sz w:val="20"/>
+      </w:rPr>
+    </w:lvl>
+    <w:lvl w:ilvl="6" w:tentative="1">
+      <w:start w:val="1"/>
+      <w:numFmt w:val="bullet"/>
+      <w:lvlText w:val=""/>
+      <w:lvlJc w:val="left"/>
+      <w:pPr>
+        <w:tabs>
+          <w:tab w:val="num" w:pos="5040"/>
+        </w:tabs>
+        <w:ind w:left="5040" w:hanging="360"/>
+      </w:pPr>
+      <w:rPr>
+        <w:rFonts w:ascii="Wingdings" w:hAnsi="Wingdings" w:hint="default"/>
+        <w:sz w:val="20"/>
+      </w:rPr>
+    </w:lvl>
+    <w:lvl w:ilvl="7" w:tentative="1">
+      <w:start w:val="1"/>
+      <w:numFmt w:val="bullet"/>
+      <w:lvlText w:val=""/>
+      <w:lvlJc w:val="left"/>
+      <w:pPr>
+        <w:tabs>
+          <w:tab w:val="num" w:pos="5760"/>
+        </w:tabs>
+        <w:ind w:left="5760" w:hanging="360"/>
+      </w:pPr>
+      <w:rPr>
+        <w:rFonts w:ascii="Wingdings" w:hAnsi="Wingdings" w:hint="default"/>
+        <w:sz w:val="20"/>
+      </w:rPr>
+    </w:lvl>
+    <w:lvl w:ilvl="8" w:tentative="1">
+      <w:start w:val="1"/>
+      <w:numFmt w:val="bullet"/>
+      <w:lvlText w:val=""/>
+      <w:lvlJc w:val="left"/>
+      <w:pPr>
+        <w:tabs>
+          <w:tab w:val="num" w:pos="6480"/>
+        </w:tabs>
+        <w:ind w:left="6480" w:hanging="360"/>
+      </w:pPr>
+      <w:rPr>
+        <w:rFonts w:ascii="Wingdings" w:hAnsi="Wingdings" w:hint="default"/>
+        <w:sz w:val="20"/>
+      </w:rPr>
+    </w:lvl>
+  </w:abstractNum>
+  <w:abstractNum w:abstractNumId="2" w15:restartNumberingAfterBreak="0">
+    <w:nsid w:val="590D1037"/>
+    <w:multiLevelType w:val="multilevel"/>
+    <w:tmpl w:val="968607A2"/>
+    <w:lvl w:ilvl="0">
+      <w:start w:val="1"/>
+      <w:numFmt w:val="bullet"/>
+      <w:lvlText w:val=""/>
+      <w:lvlJc w:val="left"/>
+      <w:pPr>
+        <w:tabs>
+          <w:tab w:val="num" w:pos="720"/>
+        </w:tabs>
+        <w:ind w:left="720" w:hanging="360"/>
+      </w:pPr>
+      <w:rPr>
+        <w:rFonts w:ascii="Symbol" w:hAnsi="Symbol" w:hint="default"/>
+        <w:sz w:val="20"/>
+      </w:rPr>
+    </w:lvl>
+    <w:lvl w:ilvl="1" w:tentative="1">
+      <w:start w:val="1"/>
+      <w:numFmt w:val="bullet"/>
+      <w:lvlText w:val="o"/>
+      <w:lvlJc w:val="left"/>
+      <w:pPr>
+        <w:tabs>
+          <w:tab w:val="num" w:pos="1440"/>
+        </w:tabs>
+        <w:ind w:left="1440" w:hanging="360"/>
+      </w:pPr>
+      <w:rPr>
+        <w:rFonts w:ascii="Courier New" w:hAnsi="Courier New" w:hint="default"/>
+        <w:sz w:val="20"/>
+      </w:rPr>
+    </w:lvl>
+    <w:lvl w:ilvl="2" w:tentative="1">
+      <w:start w:val="1"/>
+      <w:numFmt w:val="bullet"/>
+      <w:lvlText w:val=""/>
+      <w:lvlJc w:val="left"/>
+      <w:pPr>
+        <w:tabs>
+          <w:tab w:val="num" w:pos="2160"/>
+        </w:tabs>
+        <w:ind w:left="2160" w:hanging="360"/>
+      </w:pPr>
+      <w:rPr>
+        <w:rFonts w:ascii="Wingdings" w:hAnsi="Wingdings" w:hint="default"/>
+        <w:sz w:val="20"/>
+      </w:rPr>
+    </w:lvl>
+    <w:lvl w:ilvl="3" w:tentative="1">
+      <w:start w:val="1"/>
+      <w:numFmt w:val="bullet"/>
+      <w:lvlText w:val=""/>
+      <w:lvlJc w:val="left"/>
+      <w:pPr>
+        <w:tabs>
+          <w:tab w:val="num" w:pos="2880"/>
+        </w:tabs>
+        <w:ind w:left="2880" w:hanging="360"/>
+      </w:pPr>
+      <w:rPr>
+        <w:rFonts w:ascii="Wingdings" w:hAnsi="Wingdings" w:hint="default"/>
+        <w:sz w:val="20"/>
+      </w:rPr>
+    </w:lvl>
+    <w:lvl w:ilvl="4" w:tentative="1">
+      <w:start w:val="1"/>
+      <w:numFmt w:val="bullet"/>
+      <w:lvlText w:val=""/>
+      <w:lvlJc w:val="left"/>
+      <w:pPr>
+        <w:tabs>
+          <w:tab w:val="num" w:pos="3600"/>
+        </w:tabs>
+        <w:ind w:left="3600" w:hanging="360"/>
+      </w:pPr>
+      <w:rPr>
+        <w:rFonts w:ascii="Wingdings" w:hAnsi="Wingdings" w:hint="default"/>
+        <w:sz w:val="20"/>
+      </w:rPr>
+    </w:lvl>
+    <w:lvl w:ilvl="5" w:tentative="1">
+      <w:start w:val="1"/>
+      <w:numFmt w:val="bullet"/>
+      <w:lvlText w:val=""/>
+      <w:lvlJc w:val="left"/>
+      <w:pPr>
+        <w:tabs>
+          <w:tab w:val="num" w:pos="4320"/>
+        </w:tabs>
+        <w:ind w:left="4320" w:hanging="360"/>
+      </w:pPr>
+      <w:rPr>
+        <w:rFonts w:ascii="Wingdings" w:hAnsi="Wingdings" w:hint="default"/>
+        <w:sz w:val="20"/>
+      </w:rPr>
+    </w:lvl>
+    <w:lvl w:ilvl="6" w:tentative="1">
+      <w:start w:val="1"/>
+      <w:numFmt w:val="bullet"/>
+      <w:lvlText w:val=""/>
+      <w:lvlJc w:val="left"/>
+      <w:pPr>
+        <w:tabs>
+          <w:tab w:val="num" w:pos="5040"/>
+        </w:tabs>
+        <w:ind w:left="5040" w:hanging="360"/>
+      </w:pPr>
+      <w:rPr>
+        <w:rFonts w:ascii="Wingdings" w:hAnsi="Wingdings" w:hint="default"/>
+        <w:sz w:val="20"/>
+      </w:rPr>
+    </w:lvl>
+    <w:lvl w:ilvl="7" w:tentative="1">
+      <w:start w:val="1"/>
+      <w:numFmt w:val="bullet"/>
+      <w:lvlText w:val=""/>
+      <w:lvlJc w:val="left"/>
+      <w:pPr>
+        <w:tabs>
+          <w:tab w:val="num" w:pos="5760"/>
+        </w:tabs>
+        <w:ind w:left="5760" w:hanging="360"/>
+      </w:pPr>
+      <w:rPr>
+        <w:rFonts w:ascii="Wingdings" w:hAnsi="Wingdings" w:hint="default"/>
+        <w:sz w:val="20"/>
+      </w:rPr>
+    </w:lvl>
+    <w:lvl w:ilvl="8" w:tentative="1">
+      <w:start w:val="1"/>
+      <w:numFmt w:val="bullet"/>
+      <w:lvlText w:val=""/>
+      <w:lvlJc w:val="left"/>
+      <w:pPr>
+        <w:tabs>
+          <w:tab w:val="num" w:pos="6480"/>
+        </w:tabs>
+        <w:ind w:left="6480" w:hanging="360"/>
+      </w:pPr>
+      <w:rPr>
+        <w:rFonts w:ascii="Wingdings" w:hAnsi="Wingdings" w:hint="default"/>
+        <w:sz w:val="20"/>
+      </w:rPr>
+    </w:lvl>
+  </w:abstractNum>
+  <w:num w:numId="1" w16cid:durableId="870842975">
+    <w:abstractNumId w:val="1"/>
+  </w:num>
+  <w:num w:numId="2" w16cid:durableId="235747286">
+    <w:abstractNumId w:val="0"/>
+  </w:num>
+  <w:num w:numId="3" w16cid:durableId="180631077">
+    <w:abstractNumId w:val="2"/>
+  </w:num>
+</w:numbering>
 </file>
 
 <file path=word/styles.xml><?xml version="1.0" encoding="utf-8"?>
@@ -821,7 +1832,6 @@
   <w:style w:type="character" w:default="1" w:styleId="Fuentedeprrafopredeter">
     <w:name w:val="Default Paragraph Font"/>
     <w:uiPriority w:val="1"/>
-    <w:semiHidden/>
     <w:unhideWhenUsed/>
   </w:style>
   <w:style w:type="table" w:default="1" w:styleId="Tablanormal">
@@ -1133,6 +2143,29 @@
       <w:smallCaps/>
       <w:color w:val="0F4761" w:themeColor="accent1" w:themeShade="BF"/>
       <w:spacing w:val="5"/>
+    </w:rPr>
+  </w:style>
+  <w:style w:type="character" w:styleId="Hipervnculo">
+    <w:name w:val="Hyperlink"/>
+    <w:basedOn w:val="Fuentedeprrafopredeter"/>
+    <w:uiPriority w:val="99"/>
+    <w:unhideWhenUsed/>
+    <w:rsid w:val="00E757DF"/>
+    <w:rPr>
+      <w:color w:val="467886" w:themeColor="hyperlink"/>
+      <w:u w:val="single"/>
+    </w:rPr>
+  </w:style>
+  <w:style w:type="character" w:styleId="Mencinsinresolver">
+    <w:name w:val="Unresolved Mention"/>
+    <w:basedOn w:val="Fuentedeprrafopredeter"/>
+    <w:uiPriority w:val="99"/>
+    <w:semiHidden/>
+    <w:unhideWhenUsed/>
+    <w:rsid w:val="00E757DF"/>
+    <w:rPr>
+      <w:color w:val="605E5C"/>
+      <w:shd w:val="clear" w:color="auto" w:fill="E1DFDD"/>
     </w:rPr>
   </w:style>
 </w:styles>

--- a/T2 CHE ROMERO JOHNNY.docx
+++ b/T2 CHE ROMERO JOHNNY.docx
@@ -10,6 +10,7 @@
       </w:pPr>
       <w:r>
         <w:rPr>
+          <w:noProof/>
           <w:lang w:val="es-MX"/>
         </w:rPr>
         <w:drawing>
@@ -55,8 +56,30 @@
           <w:lang w:val="es-MX"/>
         </w:rPr>
       </w:pPr>
+    </w:p>
+    <w:p>
+      <w:pPr>
+        <w:rPr>
+          <w:lang w:val="es-MX"/>
+        </w:rPr>
+      </w:pPr>
+    </w:p>
+    <w:p>
+      <w:pPr>
+        <w:rPr>
+          <w:lang w:val="es-MX"/>
+        </w:rPr>
+      </w:pPr>
+    </w:p>
+    <w:p>
+      <w:pPr>
+        <w:rPr>
+          <w:lang w:val="es-MX"/>
+        </w:rPr>
+      </w:pPr>
       <w:r>
         <w:rPr>
+          <w:noProof/>
           <w:lang w:val="es-MX"/>
         </w:rPr>
         <w:drawing>

--- a/T2 CHE ROMERO JOHNNY.docx
+++ b/T2 CHE ROMERO JOHNNY.docx
@@ -4,14 +4,223 @@
   <w:body>
     <w:p>
       <w:pPr>
-        <w:rPr>
-          <w:lang w:val="es-MX"/>
-        </w:rPr>
-      </w:pPr>
-      <w:r>
-        <w:rPr>
-          <w:lang w:val="es-MX"/>
-        </w:rPr>
+        <w:spacing w:after="0"/>
+      </w:pPr>
+      <w:r>
+        <w:rPr>
+          <w:lang w:val="es-MX"/>
+        </w:rPr>
+        <w:br w:type="page"/>
+      </w:r>
+      <w:r>
+        <w:lastRenderedPageBreak/>
+        <w:t>1. Creación del repositorio local</w:t>
+      </w:r>
+      <w:r>
+        <w:br/>
+        <w:t>• Crear un repositorio local con el siguiente formato de nombre:</w:t>
+      </w:r>
+      <w:r>
+        <w:br/>
+        <w:t>UPN-Apellido</w:t>
+      </w:r>
+      <w:r>
+        <w:br/>
+        <w:t>2. Configuración de ramas</w:t>
+      </w:r>
+      <w:r>
+        <w:br/>
+        <w:t>Dentro del repositorio:</w:t>
+      </w:r>
+      <w:r>
+        <w:br/>
+        <w:t>• Crear una rama llamada: RAMA1</w:t>
+      </w:r>
+      <w:r>
+        <w:br/>
+        <w:t>• Crear una rama llamada: RAMA2</w:t>
+      </w:r>
+      <w:r>
+        <w:br/>
+        <w:t>3. Trabajo en la rama RAMA1</w:t>
+      </w:r>
+      <w:r>
+        <w:br/>
+        <w:t>• Cambiarse a la rama RAMA1</w:t>
+      </w:r>
+      <w:r>
+        <w:br/>
+        <w:t xml:space="preserve">• Realizar 2 </w:t>
+      </w:r>
+      <w:proofErr w:type="spellStart"/>
+      <w:r>
+        <w:t>commits</w:t>
+      </w:r>
+      <w:proofErr w:type="spellEnd"/>
+      <w:r>
+        <w:t xml:space="preserve"> distintos, evidenciando cambios en archivos del repositorio</w:t>
+      </w:r>
+      <w:r>
+        <w:br/>
+        <w:t>4. Trabajo en la rama RAMA2</w:t>
+      </w:r>
+      <w:r>
+        <w:br/>
+        <w:t>• Cambiarse a la rama RAMA2</w:t>
+      </w:r>
+      <w:r>
+        <w:br/>
+        <w:t xml:space="preserve">• Realizar 2 </w:t>
+      </w:r>
+      <w:proofErr w:type="spellStart"/>
+      <w:r>
+        <w:t>commits</w:t>
+      </w:r>
+      <w:proofErr w:type="spellEnd"/>
+      <w:r>
+        <w:t xml:space="preserve"> distintos, evidenciando cambios en archivos del repositorio</w:t>
+      </w:r>
+      <w:r>
+        <w:br/>
+        <w:t>5. Publicación en GitHub</w:t>
+      </w:r>
+      <w:r>
+        <w:br/>
+        <w:t>• Crear un repositorio remoto en GitHub con el mismo nombre:</w:t>
+      </w:r>
+      <w:r>
+        <w:br/>
+        <w:t>UPN-Apellido</w:t>
+      </w:r>
+      <w:r>
+        <w:br/>
+        <w:t>• Vincular el repositorio local con el remoto</w:t>
+      </w:r>
+      <w:r>
+        <w:br/>
+        <w:t>• Subir todas las ramas al repositorio remoto</w:t>
+      </w:r>
+    </w:p>
+    <w:p>
+      <w:pPr>
+        <w:spacing w:after="0"/>
+      </w:pPr>
+      <w:r>
+        <w:t>Entregable (archivo ZIP)</w:t>
+      </w:r>
+      <w:r>
+        <w:br/>
+        <w:t>El estudiante deberá subir un archivo comprimido (.zip) que contenga:</w:t>
+      </w:r>
+      <w:r>
+        <w:br/>
+        <w:t>Contenido del ZIP:</w:t>
+      </w:r>
+      <w:r>
+        <w:br/>
+        <w:t>1. Evidencia de comandos Git</w:t>
+      </w:r>
+      <w:r>
+        <w:br/>
+        <w:t>• Capturas de pantalla donde se visualicen los comandos utilizados:</w:t>
+      </w:r>
+      <w:r>
+        <w:br/>
+        <w:t>o creación del repositorio</w:t>
+      </w:r>
+      <w:r>
+        <w:br/>
+        <w:t>o creación de ramas</w:t>
+      </w:r>
+      <w:r>
+        <w:br/>
+        <w:t xml:space="preserve">o </w:t>
+      </w:r>
+      <w:proofErr w:type="spellStart"/>
+      <w:r>
+        <w:t>commits</w:t>
+      </w:r>
+      <w:proofErr w:type="spellEnd"/>
+      <w:r>
+        <w:br/>
+        <w:t xml:space="preserve">o </w:t>
+      </w:r>
+      <w:proofErr w:type="spellStart"/>
+      <w:r>
+        <w:t>push</w:t>
+      </w:r>
+      <w:proofErr w:type="spellEnd"/>
+      <w:r>
+        <w:t xml:space="preserve"> a GitHub</w:t>
+      </w:r>
+      <w:r>
+        <w:br/>
+        <w:t>2. Enlace del repositorio en GitHub</w:t>
+      </w:r>
+      <w:r>
+        <w:br/>
+        <w:t>• Archivo de texto o documento que contenga:</w:t>
+      </w:r>
+      <w:r>
+        <w:br/>
+        <w:t>o URL del repositorio remoto</w:t>
+      </w:r>
+      <w:r>
+        <w:br/>
+        <w:t>Ejemplo:</w:t>
+      </w:r>
+      <w:r>
+        <w:br/>
+        <w:t>https://github.com/usuario/UPN-Apellido</w:t>
+      </w:r>
+      <w:r>
+        <w:br/>
+        <w:t>3. Evidencia del repositorio en GitHub</w:t>
+      </w:r>
+      <w:r>
+        <w:br/>
+        <w:t>• Captura de pantalla del repositorio en GitHub mostrando:</w:t>
+      </w:r>
+      <w:r>
+        <w:br/>
+        <w:t>o ramas creadas</w:t>
+      </w:r>
+      <w:r>
+        <w:br/>
+        <w:t xml:space="preserve">o </w:t>
+      </w:r>
+      <w:proofErr w:type="spellStart"/>
+      <w:r>
+        <w:t>commits</w:t>
+      </w:r>
+      <w:proofErr w:type="spellEnd"/>
+      <w:r>
+        <w:t xml:space="preserve"> visibles o historial</w:t>
+      </w:r>
+      <w:r>
+        <w:br/>
+        <w:t>o nombre correcto del repositorio</w:t>
+      </w:r>
+    </w:p>
+    <w:p>
+      <w:pPr>
+        <w:rPr>
+          <w:lang w:val="es-MX"/>
+        </w:rPr>
+      </w:pPr>
+    </w:p>
+    <w:p>
+      <w:pPr>
+        <w:rPr>
+          <w:lang w:val="es-MX"/>
+        </w:rPr>
+      </w:pPr>
+      <w:r>
+        <w:rPr>
+          <w:noProof/>
+          <w:lang w:val="es-MX"/>
+        </w:rPr>
+        <w:lastRenderedPageBreak/>
         <w:drawing>
           <wp:inline distT="0" distB="0" distL="0" distR="0" wp14:anchorId="40C18644" wp14:editId="30FDA8A4">
             <wp:extent cx="5400040" cy="2805430"/>
@@ -57,6 +266,7 @@
       </w:pPr>
       <w:r>
         <w:rPr>
+          <w:noProof/>
           <w:lang w:val="es-MX"/>
         </w:rPr>
         <w:drawing>
@@ -821,7 +1031,6 @@
   <w:style w:type="character" w:default="1" w:styleId="Fuentedeprrafopredeter">
     <w:name w:val="Default Paragraph Font"/>
     <w:uiPriority w:val="1"/>
-    <w:semiHidden/>
     <w:unhideWhenUsed/>
   </w:style>
   <w:style w:type="table" w:default="1" w:styleId="Tablanormal">

--- a/T2 CHE ROMERO JOHNNY.docx
+++ b/T2 CHE ROMERO JOHNNY.docx
@@ -8,6 +8,223 @@
       </w:pPr>
       <w:r>
         <w:rPr>
+          <w:noProof/>
+          <w:lang w:val="es-MX"/>
+        </w:rPr>
+        <w:drawing>
+          <wp:inline distT="0" distB="0" distL="0" distR="0" wp14:anchorId="5448760D" wp14:editId="31C98B02">
+            <wp:extent cx="5400040" cy="3114040"/>
+            <wp:effectExtent l="0" t="0" r="0" b="0"/>
+            <wp:docPr id="3" name="Imagen 3"/>
+            <wp:cNvGraphicFramePr>
+              <a:graphicFrameLocks xmlns:a="http://schemas.openxmlformats.org/drawingml/2006/main" noChangeAspect="1"/>
+            </wp:cNvGraphicFramePr>
+            <a:graphic xmlns:a="http://schemas.openxmlformats.org/drawingml/2006/main">
+              <a:graphicData uri="http://schemas.openxmlformats.org/drawingml/2006/picture">
+                <pic:pic xmlns:pic="http://schemas.openxmlformats.org/drawingml/2006/picture">
+                  <pic:nvPicPr>
+                    <pic:cNvPr id="0" name="Picture 1"/>
+                    <pic:cNvPicPr>
+                      <a:picLocks noChangeAspect="1" noChangeArrowheads="1"/>
+                    </pic:cNvPicPr>
+                  </pic:nvPicPr>
+                  <pic:blipFill>
+                    <a:blip r:embed="rId4" cstate="print">
+                      <a:extLst>
+                        <a:ext uri="{28A0092B-C50C-407E-A947-70E740481C1C}">
+                          <a14:useLocalDpi xmlns:a14="http://schemas.microsoft.com/office/drawing/2010/main" val="0"/>
+                        </a:ext>
+                      </a:extLst>
+                    </a:blip>
+                    <a:srcRect/>
+                    <a:stretch>
+                      <a:fillRect/>
+                    </a:stretch>
+                  </pic:blipFill>
+                  <pic:spPr bwMode="auto">
+                    <a:xfrm>
+                      <a:off x="0" y="0"/>
+                      <a:ext cx="5400040" cy="3114040"/>
+                    </a:xfrm>
+                    <a:prstGeom prst="rect">
+                      <a:avLst/>
+                    </a:prstGeom>
+                    <a:noFill/>
+                    <a:ln>
+                      <a:noFill/>
+                    </a:ln>
+                  </pic:spPr>
+                </pic:pic>
+              </a:graphicData>
+            </a:graphic>
+          </wp:inline>
+        </w:drawing>
+      </w:r>
+      <w:r>
+        <w:rPr>
+          <w:noProof/>
+          <w:lang w:val="es-MX"/>
+        </w:rPr>
+        <w:drawing>
+          <wp:inline distT="0" distB="0" distL="0" distR="0" wp14:anchorId="1B208F13" wp14:editId="30236C57">
+            <wp:extent cx="5391785" cy="2863850"/>
+            <wp:effectExtent l="0" t="0" r="0" b="0"/>
+            <wp:docPr id="4" name="Imagen 4"/>
+            <wp:cNvGraphicFramePr>
+              <a:graphicFrameLocks xmlns:a="http://schemas.openxmlformats.org/drawingml/2006/main" noChangeAspect="1"/>
+            </wp:cNvGraphicFramePr>
+            <a:graphic xmlns:a="http://schemas.openxmlformats.org/drawingml/2006/main">
+              <a:graphicData uri="http://schemas.openxmlformats.org/drawingml/2006/picture">
+                <pic:pic xmlns:pic="http://schemas.openxmlformats.org/drawingml/2006/picture">
+                  <pic:nvPicPr>
+                    <pic:cNvPr id="0" name="Picture 2"/>
+                    <pic:cNvPicPr>
+                      <a:picLocks noChangeAspect="1" noChangeArrowheads="1"/>
+                    </pic:cNvPicPr>
+                  </pic:nvPicPr>
+                  <pic:blipFill>
+                    <a:blip r:embed="rId5">
+                      <a:extLst>
+                        <a:ext uri="{28A0092B-C50C-407E-A947-70E740481C1C}">
+                          <a14:useLocalDpi xmlns:a14="http://schemas.microsoft.com/office/drawing/2010/main" val="0"/>
+                        </a:ext>
+                      </a:extLst>
+                    </a:blip>
+                    <a:srcRect/>
+                    <a:stretch>
+                      <a:fillRect/>
+                    </a:stretch>
+                  </pic:blipFill>
+                  <pic:spPr bwMode="auto">
+                    <a:xfrm>
+                      <a:off x="0" y="0"/>
+                      <a:ext cx="5391785" cy="2863850"/>
+                    </a:xfrm>
+                    <a:prstGeom prst="rect">
+                      <a:avLst/>
+                    </a:prstGeom>
+                    <a:noFill/>
+                    <a:ln>
+                      <a:noFill/>
+                    </a:ln>
+                  </pic:spPr>
+                </pic:pic>
+              </a:graphicData>
+            </a:graphic>
+          </wp:inline>
+        </w:drawing>
+      </w:r>
+      <w:r>
+        <w:rPr>
+          <w:noProof/>
+          <w:lang w:val="es-MX"/>
+        </w:rPr>
+        <w:lastRenderedPageBreak/>
+        <w:drawing>
+          <wp:inline distT="0" distB="0" distL="0" distR="0" wp14:anchorId="109B356C" wp14:editId="7CF5B85A">
+            <wp:extent cx="5400040" cy="3605530"/>
+            <wp:effectExtent l="0" t="0" r="0" b="0"/>
+            <wp:docPr id="5" name="Imagen 5"/>
+            <wp:cNvGraphicFramePr>
+              <a:graphicFrameLocks xmlns:a="http://schemas.openxmlformats.org/drawingml/2006/main" noChangeAspect="1"/>
+            </wp:cNvGraphicFramePr>
+            <a:graphic xmlns:a="http://schemas.openxmlformats.org/drawingml/2006/main">
+              <a:graphicData uri="http://schemas.openxmlformats.org/drawingml/2006/picture">
+                <pic:pic xmlns:pic="http://schemas.openxmlformats.org/drawingml/2006/picture">
+                  <pic:nvPicPr>
+                    <pic:cNvPr id="0" name="Picture 3"/>
+                    <pic:cNvPicPr>
+                      <a:picLocks noChangeAspect="1" noChangeArrowheads="1"/>
+                    </pic:cNvPicPr>
+                  </pic:nvPicPr>
+                  <pic:blipFill>
+                    <a:blip r:embed="rId6">
+                      <a:extLst>
+                        <a:ext uri="{28A0092B-C50C-407E-A947-70E740481C1C}">
+                          <a14:useLocalDpi xmlns:a14="http://schemas.microsoft.com/office/drawing/2010/main" val="0"/>
+                        </a:ext>
+                      </a:extLst>
+                    </a:blip>
+                    <a:srcRect/>
+                    <a:stretch>
+                      <a:fillRect/>
+                    </a:stretch>
+                  </pic:blipFill>
+                  <pic:spPr bwMode="auto">
+                    <a:xfrm>
+                      <a:off x="0" y="0"/>
+                      <a:ext cx="5400040" cy="3605530"/>
+                    </a:xfrm>
+                    <a:prstGeom prst="rect">
+                      <a:avLst/>
+                    </a:prstGeom>
+                    <a:noFill/>
+                    <a:ln>
+                      <a:noFill/>
+                    </a:ln>
+                  </pic:spPr>
+                </pic:pic>
+              </a:graphicData>
+            </a:graphic>
+          </wp:inline>
+        </w:drawing>
+      </w:r>
+      <w:r>
+        <w:rPr>
+          <w:noProof/>
+          <w:lang w:val="es-MX"/>
+        </w:rPr>
+        <w:drawing>
+          <wp:inline distT="0" distB="0" distL="0" distR="0" wp14:anchorId="018D42D1" wp14:editId="187A0F95">
+            <wp:extent cx="5029200" cy="629920"/>
+            <wp:effectExtent l="0" t="0" r="0" b="0"/>
+            <wp:docPr id="6" name="Imagen 6"/>
+            <wp:cNvGraphicFramePr>
+              <a:graphicFrameLocks xmlns:a="http://schemas.openxmlformats.org/drawingml/2006/main" noChangeAspect="1"/>
+            </wp:cNvGraphicFramePr>
+            <a:graphic xmlns:a="http://schemas.openxmlformats.org/drawingml/2006/main">
+              <a:graphicData uri="http://schemas.openxmlformats.org/drawingml/2006/picture">
+                <pic:pic xmlns:pic="http://schemas.openxmlformats.org/drawingml/2006/picture">
+                  <pic:nvPicPr>
+                    <pic:cNvPr id="0" name="Picture 4"/>
+                    <pic:cNvPicPr>
+                      <a:picLocks noChangeAspect="1" noChangeArrowheads="1"/>
+                    </pic:cNvPicPr>
+                  </pic:nvPicPr>
+                  <pic:blipFill>
+                    <a:blip r:embed="rId7">
+                      <a:extLst>
+                        <a:ext uri="{28A0092B-C50C-407E-A947-70E740481C1C}">
+                          <a14:useLocalDpi xmlns:a14="http://schemas.microsoft.com/office/drawing/2010/main" val="0"/>
+                        </a:ext>
+                      </a:extLst>
+                    </a:blip>
+                    <a:srcRect/>
+                    <a:stretch>
+                      <a:fillRect/>
+                    </a:stretch>
+                  </pic:blipFill>
+                  <pic:spPr bwMode="auto">
+                    <a:xfrm>
+                      <a:off x="0" y="0"/>
+                      <a:ext cx="5029200" cy="629920"/>
+                    </a:xfrm>
+                    <a:prstGeom prst="rect">
+                      <a:avLst/>
+                    </a:prstGeom>
+                    <a:noFill/>
+                    <a:ln>
+                      <a:noFill/>
+                    </a:ln>
+                  </pic:spPr>
+                </pic:pic>
+              </a:graphicData>
+            </a:graphic>
+          </wp:inline>
+        </w:drawing>
+      </w:r>
+      <w:r>
+        <w:rPr>
           <w:lang w:val="es-MX"/>
         </w:rPr>
         <w:br w:type="page"/>
@@ -50,15 +267,7 @@
       </w:r>
       <w:r>
         <w:br/>
-        <w:t xml:space="preserve">• Realizar 2 </w:t>
-      </w:r>
-      <w:proofErr w:type="spellStart"/>
-      <w:r>
-        <w:t>commits</w:t>
-      </w:r>
-      <w:proofErr w:type="spellEnd"/>
-      <w:r>
-        <w:t xml:space="preserve"> distintos, evidenciando cambios en archivos del repositorio</w:t>
+        <w:t>• Realizar 2 commits distintos, evidenciando cambios en archivos del repositorio</w:t>
       </w:r>
       <w:r>
         <w:br/>
@@ -70,15 +279,7 @@
       </w:r>
       <w:r>
         <w:br/>
-        <w:t xml:space="preserve">• Realizar 2 </w:t>
-      </w:r>
-      <w:proofErr w:type="spellStart"/>
-      <w:r>
-        <w:t>commits</w:t>
-      </w:r>
-      <w:proofErr w:type="spellEnd"/>
-      <w:r>
-        <w:t xml:space="preserve"> distintos, evidenciando cambios en archivos del repositorio</w:t>
+        <w:t>• Realizar 2 commits distintos, evidenciando cambios en archivos del repositorio</w:t>
       </w:r>
       <w:r>
         <w:br/>
@@ -134,24 +335,11 @@
       </w:r>
       <w:r>
         <w:br/>
-        <w:t xml:space="preserve">o </w:t>
-      </w:r>
-      <w:proofErr w:type="spellStart"/>
-      <w:r>
-        <w:t>commits</w:t>
-      </w:r>
-      <w:proofErr w:type="spellEnd"/>
-      <w:r>
-        <w:br/>
-        <w:t xml:space="preserve">o </w:t>
-      </w:r>
-      <w:proofErr w:type="spellStart"/>
-      <w:r>
-        <w:t>push</w:t>
-      </w:r>
-      <w:proofErr w:type="spellEnd"/>
-      <w:r>
-        <w:t xml:space="preserve"> a GitHub</w:t>
+        <w:t>o commits</w:t>
+      </w:r>
+      <w:r>
+        <w:br/>
+        <w:t>o push a GitHub</w:t>
       </w:r>
       <w:r>
         <w:br/>
@@ -187,15 +375,7 @@
       </w:r>
       <w:r>
         <w:br/>
-        <w:t xml:space="preserve">o </w:t>
-      </w:r>
-      <w:proofErr w:type="spellStart"/>
-      <w:r>
-        <w:t>commits</w:t>
-      </w:r>
-      <w:proofErr w:type="spellEnd"/>
-      <w:r>
-        <w:t xml:space="preserve"> visibles o historial</w:t>
+        <w:t>o commits visibles o historial</w:t>
       </w:r>
       <w:r>
         <w:br/>
@@ -237,7 +417,7 @@
                     <pic:cNvPicPr/>
                   </pic:nvPicPr>
                   <pic:blipFill>
-                    <a:blip r:embed="rId4"/>
+                    <a:blip r:embed="rId8"/>
                     <a:stretch>
                       <a:fillRect/>
                     </a:stretch>
@@ -285,7 +465,7 @@
                     <pic:cNvPicPr/>
                   </pic:nvPicPr>
                   <pic:blipFill>
-                    <a:blip r:embed="rId5"/>
+                    <a:blip r:embed="rId9"/>
                     <a:stretch>
                       <a:fillRect/>
                     </a:stretch>
@@ -319,62 +499,472 @@
           <w:lang w:val="es-MX"/>
         </w:rPr>
       </w:pPr>
-    </w:p>
-    <w:p>
-      <w:pPr>
-        <w:rPr>
-          <w:lang w:val="es-MX"/>
-        </w:rPr>
-      </w:pPr>
-    </w:p>
-    <w:p>
-      <w:pPr>
-        <w:rPr>
-          <w:lang w:val="es-MX"/>
-        </w:rPr>
-      </w:pPr>
-    </w:p>
-    <w:p>
-      <w:pPr>
-        <w:rPr>
-          <w:lang w:val="es-MX"/>
-        </w:rPr>
-      </w:pPr>
-    </w:p>
-    <w:p>
-      <w:pPr>
-        <w:rPr>
-          <w:lang w:val="es-MX"/>
-        </w:rPr>
-      </w:pPr>
-    </w:p>
-    <w:p>
-      <w:pPr>
-        <w:rPr>
-          <w:lang w:val="es-MX"/>
-        </w:rPr>
-      </w:pPr>
-    </w:p>
-    <w:p>
-      <w:pPr>
-        <w:rPr>
-          <w:lang w:val="es-MX"/>
-        </w:rPr>
-      </w:pPr>
-    </w:p>
-    <w:p>
-      <w:pPr>
-        <w:rPr>
-          <w:lang w:val="es-MX"/>
-        </w:rPr>
-      </w:pPr>
-    </w:p>
-    <w:p>
-      <w:pPr>
-        <w:rPr>
-          <w:lang w:val="es-MX"/>
-        </w:rPr>
-      </w:pPr>
+      <w:r>
+        <w:rPr>
+          <w:noProof/>
+        </w:rPr>
+        <w:lastRenderedPageBreak/>
+        <w:drawing>
+          <wp:inline distT="0" distB="0" distL="0" distR="0" wp14:anchorId="414A49CD" wp14:editId="5A88163A">
+            <wp:extent cx="5400040" cy="3115310"/>
+            <wp:effectExtent l="0" t="0" r="0" b="8890"/>
+            <wp:docPr id="7" name="Imagen 7"/>
+            <wp:cNvGraphicFramePr>
+              <a:graphicFrameLocks xmlns:a="http://schemas.openxmlformats.org/drawingml/2006/main" noChangeAspect="1"/>
+            </wp:cNvGraphicFramePr>
+            <a:graphic xmlns:a="http://schemas.openxmlformats.org/drawingml/2006/main">
+              <a:graphicData uri="http://schemas.openxmlformats.org/drawingml/2006/picture">
+                <pic:pic xmlns:pic="http://schemas.openxmlformats.org/drawingml/2006/picture">
+                  <pic:nvPicPr>
+                    <pic:cNvPr id="0" name="Picture 5"/>
+                    <pic:cNvPicPr>
+                      <a:picLocks noChangeAspect="1" noChangeArrowheads="1"/>
+                    </pic:cNvPicPr>
+                  </pic:nvPicPr>
+                  <pic:blipFill>
+                    <a:blip r:embed="rId4" cstate="print">
+                      <a:extLst>
+                        <a:ext uri="{28A0092B-C50C-407E-A947-70E740481C1C}">
+                          <a14:useLocalDpi xmlns:a14="http://schemas.microsoft.com/office/drawing/2010/main" val="0"/>
+                        </a:ext>
+                      </a:extLst>
+                    </a:blip>
+                    <a:srcRect/>
+                    <a:stretch>
+                      <a:fillRect/>
+                    </a:stretch>
+                  </pic:blipFill>
+                  <pic:spPr bwMode="auto">
+                    <a:xfrm>
+                      <a:off x="0" y="0"/>
+                      <a:ext cx="5400040" cy="3115310"/>
+                    </a:xfrm>
+                    <a:prstGeom prst="rect">
+                      <a:avLst/>
+                    </a:prstGeom>
+                    <a:noFill/>
+                    <a:ln>
+                      <a:noFill/>
+                    </a:ln>
+                  </pic:spPr>
+                </pic:pic>
+              </a:graphicData>
+            </a:graphic>
+          </wp:inline>
+        </w:drawing>
+      </w:r>
+    </w:p>
+    <w:p>
+      <w:pPr>
+        <w:rPr>
+          <w:lang w:val="es-MX"/>
+        </w:rPr>
+      </w:pPr>
+      <w:r>
+        <w:rPr>
+          <w:noProof/>
+        </w:rPr>
+        <w:drawing>
+          <wp:inline distT="0" distB="0" distL="0" distR="0" wp14:anchorId="24736A1B" wp14:editId="03EC3DE2">
+            <wp:extent cx="5400040" cy="2862580"/>
+            <wp:effectExtent l="0" t="0" r="0" b="0"/>
+            <wp:docPr id="8" name="Imagen 8"/>
+            <wp:cNvGraphicFramePr>
+              <a:graphicFrameLocks xmlns:a="http://schemas.openxmlformats.org/drawingml/2006/main" noChangeAspect="1"/>
+            </wp:cNvGraphicFramePr>
+            <a:graphic xmlns:a="http://schemas.openxmlformats.org/drawingml/2006/main">
+              <a:graphicData uri="http://schemas.openxmlformats.org/drawingml/2006/picture">
+                <pic:pic xmlns:pic="http://schemas.openxmlformats.org/drawingml/2006/picture">
+                  <pic:nvPicPr>
+                    <pic:cNvPr id="0" name="Picture 7"/>
+                    <pic:cNvPicPr>
+                      <a:picLocks noChangeAspect="1" noChangeArrowheads="1"/>
+                    </pic:cNvPicPr>
+                  </pic:nvPicPr>
+                  <pic:blipFill>
+                    <a:blip r:embed="rId5">
+                      <a:extLst>
+                        <a:ext uri="{28A0092B-C50C-407E-A947-70E740481C1C}">
+                          <a14:useLocalDpi xmlns:a14="http://schemas.microsoft.com/office/drawing/2010/main" val="0"/>
+                        </a:ext>
+                      </a:extLst>
+                    </a:blip>
+                    <a:srcRect/>
+                    <a:stretch>
+                      <a:fillRect/>
+                    </a:stretch>
+                  </pic:blipFill>
+                  <pic:spPr bwMode="auto">
+                    <a:xfrm>
+                      <a:off x="0" y="0"/>
+                      <a:ext cx="5400040" cy="2862580"/>
+                    </a:xfrm>
+                    <a:prstGeom prst="rect">
+                      <a:avLst/>
+                    </a:prstGeom>
+                    <a:noFill/>
+                    <a:ln>
+                      <a:noFill/>
+                    </a:ln>
+                  </pic:spPr>
+                </pic:pic>
+              </a:graphicData>
+            </a:graphic>
+          </wp:inline>
+        </w:drawing>
+      </w:r>
+    </w:p>
+    <w:p>
+      <w:pPr>
+        <w:rPr>
+          <w:lang w:val="es-MX"/>
+        </w:rPr>
+      </w:pPr>
+    </w:p>
+    <w:p>
+      <w:pPr>
+        <w:rPr>
+          <w:lang w:val="es-MX"/>
+        </w:rPr>
+      </w:pPr>
+      <w:r>
+        <w:rPr>
+          <w:noProof/>
+        </w:rPr>
+        <w:lastRenderedPageBreak/>
+        <w:drawing>
+          <wp:inline distT="0" distB="0" distL="0" distR="0" wp14:anchorId="7EC4CFDC" wp14:editId="71412BF7">
+            <wp:extent cx="5400040" cy="3603625"/>
+            <wp:effectExtent l="0" t="0" r="0" b="0"/>
+            <wp:docPr id="9" name="Imagen 9"/>
+            <wp:cNvGraphicFramePr>
+              <a:graphicFrameLocks xmlns:a="http://schemas.openxmlformats.org/drawingml/2006/main" noChangeAspect="1"/>
+            </wp:cNvGraphicFramePr>
+            <a:graphic xmlns:a="http://schemas.openxmlformats.org/drawingml/2006/main">
+              <a:graphicData uri="http://schemas.openxmlformats.org/drawingml/2006/picture">
+                <pic:pic xmlns:pic="http://schemas.openxmlformats.org/drawingml/2006/picture">
+                  <pic:nvPicPr>
+                    <pic:cNvPr id="0" name="Picture 9"/>
+                    <pic:cNvPicPr>
+                      <a:picLocks noChangeAspect="1" noChangeArrowheads="1"/>
+                    </pic:cNvPicPr>
+                  </pic:nvPicPr>
+                  <pic:blipFill>
+                    <a:blip r:embed="rId6">
+                      <a:extLst>
+                        <a:ext uri="{28A0092B-C50C-407E-A947-70E740481C1C}">
+                          <a14:useLocalDpi xmlns:a14="http://schemas.microsoft.com/office/drawing/2010/main" val="0"/>
+                        </a:ext>
+                      </a:extLst>
+                    </a:blip>
+                    <a:srcRect/>
+                    <a:stretch>
+                      <a:fillRect/>
+                    </a:stretch>
+                  </pic:blipFill>
+                  <pic:spPr bwMode="auto">
+                    <a:xfrm>
+                      <a:off x="0" y="0"/>
+                      <a:ext cx="5400040" cy="3603625"/>
+                    </a:xfrm>
+                    <a:prstGeom prst="rect">
+                      <a:avLst/>
+                    </a:prstGeom>
+                    <a:noFill/>
+                    <a:ln>
+                      <a:noFill/>
+                    </a:ln>
+                  </pic:spPr>
+                </pic:pic>
+              </a:graphicData>
+            </a:graphic>
+          </wp:inline>
+        </w:drawing>
+      </w:r>
+    </w:p>
+    <w:p>
+      <w:pPr>
+        <w:rPr>
+          <w:lang w:val="es-MX"/>
+        </w:rPr>
+      </w:pPr>
+      <w:r>
+        <w:rPr>
+          <w:noProof/>
+        </w:rPr>
+        <w:drawing>
+          <wp:inline distT="0" distB="0" distL="0" distR="0" wp14:anchorId="2B40D382" wp14:editId="13C90310">
+            <wp:extent cx="5029200" cy="629920"/>
+            <wp:effectExtent l="0" t="0" r="0" b="0"/>
+            <wp:docPr id="10" name="Imagen 10"/>
+            <wp:cNvGraphicFramePr>
+              <a:graphicFrameLocks xmlns:a="http://schemas.openxmlformats.org/drawingml/2006/main" noChangeAspect="1"/>
+            </wp:cNvGraphicFramePr>
+            <a:graphic xmlns:a="http://schemas.openxmlformats.org/drawingml/2006/main">
+              <a:graphicData uri="http://schemas.openxmlformats.org/drawingml/2006/picture">
+                <pic:pic xmlns:pic="http://schemas.openxmlformats.org/drawingml/2006/picture">
+                  <pic:nvPicPr>
+                    <pic:cNvPr id="0" name="Picture 11"/>
+                    <pic:cNvPicPr>
+                      <a:picLocks noChangeAspect="1" noChangeArrowheads="1"/>
+                    </pic:cNvPicPr>
+                  </pic:nvPicPr>
+                  <pic:blipFill>
+                    <a:blip r:embed="rId7">
+                      <a:extLst>
+                        <a:ext uri="{28A0092B-C50C-407E-A947-70E740481C1C}">
+                          <a14:useLocalDpi xmlns:a14="http://schemas.microsoft.com/office/drawing/2010/main" val="0"/>
+                        </a:ext>
+                      </a:extLst>
+                    </a:blip>
+                    <a:srcRect/>
+                    <a:stretch>
+                      <a:fillRect/>
+                    </a:stretch>
+                  </pic:blipFill>
+                  <pic:spPr bwMode="auto">
+                    <a:xfrm>
+                      <a:off x="0" y="0"/>
+                      <a:ext cx="5029200" cy="629920"/>
+                    </a:xfrm>
+                    <a:prstGeom prst="rect">
+                      <a:avLst/>
+                    </a:prstGeom>
+                    <a:noFill/>
+                    <a:ln>
+                      <a:noFill/>
+                    </a:ln>
+                  </pic:spPr>
+                </pic:pic>
+              </a:graphicData>
+            </a:graphic>
+          </wp:inline>
+        </w:drawing>
+      </w:r>
+    </w:p>
+    <w:p>
+      <w:pPr>
+        <w:rPr>
+          <w:lang w:val="es-MX"/>
+        </w:rPr>
+      </w:pPr>
+    </w:p>
+    <w:p>
+      <w:pPr>
+        <w:rPr>
+          <w:lang w:val="es-MX"/>
+        </w:rPr>
+      </w:pPr>
+      <w:r>
+        <w:rPr>
+          <w:lang w:val="es-MX"/>
+        </w:rPr>
+        <w:drawing>
+          <wp:inline distT="0" distB="0" distL="0" distR="0" wp14:anchorId="4C2E6874" wp14:editId="2B6A191C">
+            <wp:extent cx="5191850" cy="771633"/>
+            <wp:effectExtent l="0" t="0" r="0" b="9525"/>
+            <wp:docPr id="11" name="Imagen 11"/>
+            <wp:cNvGraphicFramePr>
+              <a:graphicFrameLocks xmlns:a="http://schemas.openxmlformats.org/drawingml/2006/main" noChangeAspect="1"/>
+            </wp:cNvGraphicFramePr>
+            <a:graphic xmlns:a="http://schemas.openxmlformats.org/drawingml/2006/main">
+              <a:graphicData uri="http://schemas.openxmlformats.org/drawingml/2006/picture">
+                <pic:pic xmlns:pic="http://schemas.openxmlformats.org/drawingml/2006/picture">
+                  <pic:nvPicPr>
+                    <pic:cNvPr id="1" name=""/>
+                    <pic:cNvPicPr/>
+                  </pic:nvPicPr>
+                  <pic:blipFill>
+                    <a:blip r:embed="rId10"/>
+                    <a:stretch>
+                      <a:fillRect/>
+                    </a:stretch>
+                  </pic:blipFill>
+                  <pic:spPr>
+                    <a:xfrm>
+                      <a:off x="0" y="0"/>
+                      <a:ext cx="5191850" cy="771633"/>
+                    </a:xfrm>
+                    <a:prstGeom prst="rect">
+                      <a:avLst/>
+                    </a:prstGeom>
+                  </pic:spPr>
+                </pic:pic>
+              </a:graphicData>
+            </a:graphic>
+          </wp:inline>
+        </w:drawing>
+      </w:r>
+    </w:p>
+    <w:p>
+      <w:pPr>
+        <w:rPr>
+          <w:lang w:val="es-MX"/>
+        </w:rPr>
+      </w:pPr>
+      <w:r>
+        <w:rPr>
+          <w:lang w:val="es-MX"/>
+        </w:rPr>
+        <w:lastRenderedPageBreak/>
+        <w:drawing>
+          <wp:inline distT="0" distB="0" distL="0" distR="0" wp14:anchorId="5E678C4D" wp14:editId="0F8098A8">
+            <wp:extent cx="5400040" cy="5892800"/>
+            <wp:effectExtent l="0" t="0" r="0" b="0"/>
+            <wp:docPr id="12" name="Imagen 12"/>
+            <wp:cNvGraphicFramePr>
+              <a:graphicFrameLocks xmlns:a="http://schemas.openxmlformats.org/drawingml/2006/main" noChangeAspect="1"/>
+            </wp:cNvGraphicFramePr>
+            <a:graphic xmlns:a="http://schemas.openxmlformats.org/drawingml/2006/main">
+              <a:graphicData uri="http://schemas.openxmlformats.org/drawingml/2006/picture">
+                <pic:pic xmlns:pic="http://schemas.openxmlformats.org/drawingml/2006/picture">
+                  <pic:nvPicPr>
+                    <pic:cNvPr id="1" name=""/>
+                    <pic:cNvPicPr/>
+                  </pic:nvPicPr>
+                  <pic:blipFill>
+                    <a:blip r:embed="rId11"/>
+                    <a:stretch>
+                      <a:fillRect/>
+                    </a:stretch>
+                  </pic:blipFill>
+                  <pic:spPr>
+                    <a:xfrm>
+                      <a:off x="0" y="0"/>
+                      <a:ext cx="5400040" cy="5892800"/>
+                    </a:xfrm>
+                    <a:prstGeom prst="rect">
+                      <a:avLst/>
+                    </a:prstGeom>
+                  </pic:spPr>
+                </pic:pic>
+              </a:graphicData>
+            </a:graphic>
+          </wp:inline>
+        </w:drawing>
+      </w:r>
+    </w:p>
+    <w:p>
+      <w:pPr>
+        <w:rPr>
+          <w:lang w:val="es-MX"/>
+        </w:rPr>
+      </w:pPr>
+      <w:r>
+        <w:rPr>
+          <w:lang w:val="es-MX"/>
+        </w:rPr>
+        <w:drawing>
+          <wp:inline distT="0" distB="0" distL="0" distR="0" wp14:anchorId="610325BE" wp14:editId="10DD583B">
+            <wp:extent cx="5400040" cy="2816860"/>
+            <wp:effectExtent l="0" t="0" r="0" b="2540"/>
+            <wp:docPr id="13" name="Imagen 13"/>
+            <wp:cNvGraphicFramePr>
+              <a:graphicFrameLocks xmlns:a="http://schemas.openxmlformats.org/drawingml/2006/main" noChangeAspect="1"/>
+            </wp:cNvGraphicFramePr>
+            <a:graphic xmlns:a="http://schemas.openxmlformats.org/drawingml/2006/main">
+              <a:graphicData uri="http://schemas.openxmlformats.org/drawingml/2006/picture">
+                <pic:pic xmlns:pic="http://schemas.openxmlformats.org/drawingml/2006/picture">
+                  <pic:nvPicPr>
+                    <pic:cNvPr id="1" name=""/>
+                    <pic:cNvPicPr/>
+                  </pic:nvPicPr>
+                  <pic:blipFill>
+                    <a:blip r:embed="rId12"/>
+                    <a:stretch>
+                      <a:fillRect/>
+                    </a:stretch>
+                  </pic:blipFill>
+                  <pic:spPr>
+                    <a:xfrm>
+                      <a:off x="0" y="0"/>
+                      <a:ext cx="5400040" cy="2816860"/>
+                    </a:xfrm>
+                    <a:prstGeom prst="rect">
+                      <a:avLst/>
+                    </a:prstGeom>
+                  </pic:spPr>
+                </pic:pic>
+              </a:graphicData>
+            </a:graphic>
+          </wp:inline>
+        </w:drawing>
+      </w:r>
+    </w:p>
+    <w:p>
+      <w:pPr>
+        <w:rPr>
+          <w:lang w:val="es-MX"/>
+        </w:rPr>
+      </w:pPr>
+    </w:p>
+    <w:p>
+      <w:pPr>
+        <w:rPr>
+          <w:lang w:val="es-MX"/>
+        </w:rPr>
+      </w:pPr>
+    </w:p>
+    <w:p>
+      <w:pPr>
+        <w:rPr>
+          <w:lang w:val="es-MX"/>
+        </w:rPr>
+      </w:pPr>
+    </w:p>
+    <w:p>
+      <w:pPr>
+        <w:rPr>
+          <w:lang w:val="es-MX"/>
+        </w:rPr>
+      </w:pPr>
+    </w:p>
+    <w:p>
+      <w:pPr>
+        <w:rPr>
+          <w:lang w:val="es-MX"/>
+        </w:rPr>
+      </w:pPr>
+      <w:r>
+        <w:rPr>
+          <w:lang w:val="es-MX"/>
+        </w:rPr>
+        <w:drawing>
+          <wp:inline distT="0" distB="0" distL="0" distR="0" wp14:anchorId="03274BA5" wp14:editId="27471AB6">
+            <wp:extent cx="5400040" cy="5306695"/>
+            <wp:effectExtent l="0" t="0" r="0" b="8255"/>
+            <wp:docPr id="14" name="Imagen 14"/>
+            <wp:cNvGraphicFramePr>
+              <a:graphicFrameLocks xmlns:a="http://schemas.openxmlformats.org/drawingml/2006/main" noChangeAspect="1"/>
+            </wp:cNvGraphicFramePr>
+            <a:graphic xmlns:a="http://schemas.openxmlformats.org/drawingml/2006/main">
+              <a:graphicData uri="http://schemas.openxmlformats.org/drawingml/2006/picture">
+                <pic:pic xmlns:pic="http://schemas.openxmlformats.org/drawingml/2006/picture">
+                  <pic:nvPicPr>
+                    <pic:cNvPr id="1" name=""/>
+                    <pic:cNvPicPr/>
+                  </pic:nvPicPr>
+                  <pic:blipFill>
+                    <a:blip r:embed="rId13"/>
+                    <a:stretch>
+                      <a:fillRect/>
+                    </a:stretch>
+                  </pic:blipFill>
+                  <pic:spPr>
+                    <a:xfrm>
+                      <a:off x="0" y="0"/>
+                      <a:ext cx="5400040" cy="5306695"/>
+                    </a:xfrm>
+                    <a:prstGeom prst="rect">
+                      <a:avLst/>
+                    </a:prstGeom>
+                  </pic:spPr>
+                </pic:pic>
+              </a:graphicData>
+            </a:graphic>
+          </wp:inline>
+        </w:drawing>
+      </w:r>
     </w:p>
     <w:p>
       <w:pPr>
@@ -1031,6 +1621,7 @@
   <w:style w:type="character" w:default="1" w:styleId="Fuentedeprrafopredeter">
     <w:name w:val="Default Paragraph Font"/>
     <w:uiPriority w:val="1"/>
+    <w:semiHidden/>
     <w:unhideWhenUsed/>
   </w:style>
   <w:style w:type="table" w:default="1" w:styleId="Tablanormal">
